--- a/cotizacion_charles_servicio_automotriz.docx
+++ b/cotizacion_charles_servicio_automotriz.docx
@@ -322,6 +322,7 @@
                 <w:szCs w:val="24"/>
               </w:rPr>
             </w:pPr>
+            <w:proofErr w:type="spellStart"/>
             <w:r>
               <w:rPr>
                 <w:b/>
@@ -329,7 +330,17 @@
                 <w:sz w:val="18"/>
                 <w:szCs w:val="24"/>
               </w:rPr>
-              <w:t xml:space="preserve">Cotización N°: </w:t>
+              <w:t>Cotización</w:t>
+            </w:r>
+            <w:proofErr w:type="spellEnd"/>
+            <w:r>
+              <w:rPr>
+                <w:b/>
+                <w:color w:val="111827"/>
+                <w:sz w:val="18"/>
+                <w:szCs w:val="24"/>
+              </w:rPr>
+              <w:t xml:space="preserve"> N°: </w:t>
             </w:r>
             <w:r>
               <w:rPr>
@@ -338,7 +349,27 @@
                 <w:sz w:val="18"/>
                 <w:szCs w:val="24"/>
               </w:rPr>
-              <w:t>{{ numero_cotizacion }}</w:t>
+              <w:t>&lt;&lt;</w:t>
+            </w:r>
+            <w:proofErr w:type="spellStart"/>
+            <w:r>
+              <w:rPr>
+                <w:b/>
+                <w:color w:val="C55A11"/>
+                <w:sz w:val="18"/>
+                <w:szCs w:val="24"/>
+              </w:rPr>
+              <w:t>numero_cotizacion</w:t>
+            </w:r>
+            <w:proofErr w:type="spellEnd"/>
+            <w:r>
+              <w:rPr>
+                <w:b/>
+                <w:color w:val="C55A11"/>
+                <w:sz w:val="18"/>
+                <w:szCs w:val="24"/>
+              </w:rPr>
+              <w:t>&gt;&gt;</w:t>
             </w:r>
           </w:p>
           <w:p>
@@ -349,6 +380,7 @@
                 <w:szCs w:val="24"/>
               </w:rPr>
             </w:pPr>
+            <w:proofErr w:type="spellStart"/>
             <w:r>
               <w:rPr>
                 <w:b/>
@@ -356,7 +388,17 @@
                 <w:sz w:val="18"/>
                 <w:szCs w:val="24"/>
               </w:rPr>
-              <w:t xml:space="preserve">Fecha: </w:t>
+              <w:t>Fecha</w:t>
+            </w:r>
+            <w:proofErr w:type="spellEnd"/>
+            <w:r>
+              <w:rPr>
+                <w:b/>
+                <w:color w:val="111827"/>
+                <w:sz w:val="18"/>
+                <w:szCs w:val="24"/>
+              </w:rPr>
+              <w:t xml:space="preserve">: </w:t>
             </w:r>
             <w:r>
               <w:rPr>
@@ -364,7 +406,25 @@
                 <w:sz w:val="18"/>
                 <w:szCs w:val="24"/>
               </w:rPr>
-              <w:t>{{ fecha }}</w:t>
+              <w:t>&lt;&lt;</w:t>
+            </w:r>
+            <w:proofErr w:type="spellStart"/>
+            <w:r>
+              <w:rPr>
+                <w:color w:val="111827"/>
+                <w:sz w:val="18"/>
+                <w:szCs w:val="24"/>
+              </w:rPr>
+              <w:t>fecha</w:t>
+            </w:r>
+            <w:proofErr w:type="spellEnd"/>
+            <w:r>
+              <w:rPr>
+                <w:color w:val="111827"/>
+                <w:sz w:val="18"/>
+                <w:szCs w:val="24"/>
+              </w:rPr>
+              <w:t>&gt;&gt;</w:t>
             </w:r>
           </w:p>
           <w:p>
@@ -390,7 +450,25 @@
                 <w:sz w:val="18"/>
                 <w:szCs w:val="24"/>
               </w:rPr>
-              <w:t>{{ estado }}</w:t>
+              <w:t>&lt;&lt;</w:t>
+            </w:r>
+            <w:proofErr w:type="spellStart"/>
+            <w:r>
+              <w:rPr>
+                <w:color w:val="111827"/>
+                <w:sz w:val="18"/>
+                <w:szCs w:val="24"/>
+              </w:rPr>
+              <w:t>estado</w:t>
+            </w:r>
+            <w:proofErr w:type="spellEnd"/>
+            <w:r>
+              <w:rPr>
+                <w:color w:val="111827"/>
+                <w:sz w:val="18"/>
+                <w:szCs w:val="24"/>
+              </w:rPr>
+              <w:t>&gt;&gt;</w:t>
             </w:r>
           </w:p>
         </w:tc>
@@ -544,7 +622,23 @@
                 <w:color w:val="111827"/>
                 <w:szCs w:val="24"/>
               </w:rPr>
-              <w:t>{{ cliente }}</w:t>
+              <w:t>&lt;&lt;</w:t>
+            </w:r>
+            <w:proofErr w:type="spellStart"/>
+            <w:r>
+              <w:rPr>
+                <w:color w:val="111827"/>
+                <w:szCs w:val="24"/>
+              </w:rPr>
+              <w:t>cliente</w:t>
+            </w:r>
+            <w:proofErr w:type="spellEnd"/>
+            <w:r>
+              <w:rPr>
+                <w:color w:val="111827"/>
+                <w:szCs w:val="24"/>
+              </w:rPr>
+              <w:t>&gt;&gt;</w:t>
             </w:r>
           </w:p>
         </w:tc>
@@ -612,7 +706,23 @@
                 <w:color w:val="111827"/>
                 <w:szCs w:val="24"/>
               </w:rPr>
-              <w:t>{{ patente }}</w:t>
+              <w:t>&lt;&lt;</w:t>
+            </w:r>
+            <w:proofErr w:type="spellStart"/>
+            <w:r>
+              <w:rPr>
+                <w:color w:val="111827"/>
+                <w:szCs w:val="24"/>
+              </w:rPr>
+              <w:t>patente</w:t>
+            </w:r>
+            <w:proofErr w:type="spellEnd"/>
+            <w:r>
+              <w:rPr>
+                <w:color w:val="111827"/>
+                <w:szCs w:val="24"/>
+              </w:rPr>
+              <w:t>&gt;&gt;</w:t>
             </w:r>
           </w:p>
         </w:tc>
@@ -686,7 +796,23 @@
                 <w:color w:val="111827"/>
                 <w:szCs w:val="24"/>
               </w:rPr>
-              <w:t>{{ contacto_cel }}</w:t>
+              <w:t>&lt;&lt;</w:t>
+            </w:r>
+            <w:proofErr w:type="spellStart"/>
+            <w:r>
+              <w:rPr>
+                <w:color w:val="111827"/>
+                <w:szCs w:val="24"/>
+              </w:rPr>
+              <w:t>contacto_cel</w:t>
+            </w:r>
+            <w:proofErr w:type="spellEnd"/>
+            <w:r>
+              <w:rPr>
+                <w:color w:val="111827"/>
+                <w:szCs w:val="24"/>
+              </w:rPr>
+              <w:t>&gt;&gt;</w:t>
             </w:r>
           </w:p>
         </w:tc>
@@ -754,7 +880,23 @@
                 <w:color w:val="111827"/>
                 <w:szCs w:val="24"/>
               </w:rPr>
-              <w:t>{{ marca }}</w:t>
+              <w:t>&lt;&lt;</w:t>
+            </w:r>
+            <w:proofErr w:type="spellStart"/>
+            <w:r>
+              <w:rPr>
+                <w:color w:val="111827"/>
+                <w:szCs w:val="24"/>
+              </w:rPr>
+              <w:t>marca</w:t>
+            </w:r>
+            <w:proofErr w:type="spellEnd"/>
+            <w:r>
+              <w:rPr>
+                <w:color w:val="111827"/>
+                <w:szCs w:val="24"/>
+              </w:rPr>
+              <w:t>&gt;&gt;</w:t>
             </w:r>
           </w:p>
         </w:tc>
@@ -828,7 +970,23 @@
                 <w:color w:val="111827"/>
                 <w:szCs w:val="24"/>
               </w:rPr>
-              <w:t>{{ mail_cliente }}</w:t>
+              <w:t>&lt;&lt;</w:t>
+            </w:r>
+            <w:proofErr w:type="spellStart"/>
+            <w:r>
+              <w:rPr>
+                <w:color w:val="111827"/>
+                <w:szCs w:val="24"/>
+              </w:rPr>
+              <w:t>mail_cliente</w:t>
+            </w:r>
+            <w:proofErr w:type="spellEnd"/>
+            <w:r>
+              <w:rPr>
+                <w:color w:val="111827"/>
+                <w:szCs w:val="24"/>
+              </w:rPr>
+              <w:t>&gt;&gt;</w:t>
             </w:r>
           </w:p>
         </w:tc>
@@ -896,7 +1054,23 @@
                 <w:color w:val="111827"/>
                 <w:szCs w:val="24"/>
               </w:rPr>
-              <w:t>{{ modelo }}</w:t>
+              <w:t>&lt;&lt;</w:t>
+            </w:r>
+            <w:proofErr w:type="spellStart"/>
+            <w:r>
+              <w:rPr>
+                <w:color w:val="111827"/>
+                <w:szCs w:val="24"/>
+              </w:rPr>
+              <w:t>modelo</w:t>
+            </w:r>
+            <w:proofErr w:type="spellEnd"/>
+            <w:r>
+              <w:rPr>
+                <w:color w:val="111827"/>
+                <w:szCs w:val="24"/>
+              </w:rPr>
+              <w:t>&gt;&gt;</w:t>
             </w:r>
           </w:p>
         </w:tc>
@@ -1024,7 +1198,23 @@
                 <w:color w:val="111827"/>
                 <w:szCs w:val="24"/>
               </w:rPr>
-              <w:t>{{ anio }}</w:t>
+              <w:t>&lt;&lt;</w:t>
+            </w:r>
+            <w:proofErr w:type="spellStart"/>
+            <w:r>
+              <w:rPr>
+                <w:color w:val="111827"/>
+                <w:szCs w:val="24"/>
+              </w:rPr>
+              <w:t>anio</w:t>
+            </w:r>
+            <w:proofErr w:type="spellEnd"/>
+            <w:r>
+              <w:rPr>
+                <w:color w:val="111827"/>
+                <w:szCs w:val="24"/>
+              </w:rPr>
+              <w:t>&gt;&gt;</w:t>
             </w:r>
           </w:p>
         </w:tc>
@@ -1152,7 +1342,23 @@
                 <w:color w:val="111827"/>
                 <w:szCs w:val="24"/>
               </w:rPr>
-              <w:t>{{ kilometraje }}</w:t>
+              <w:t>&lt;&lt;</w:t>
+            </w:r>
+            <w:proofErr w:type="spellStart"/>
+            <w:r>
+              <w:rPr>
+                <w:color w:val="111827"/>
+                <w:szCs w:val="24"/>
+              </w:rPr>
+              <w:t>kilometraje</w:t>
+            </w:r>
+            <w:proofErr w:type="spellEnd"/>
+            <w:r>
+              <w:rPr>
+                <w:color w:val="111827"/>
+                <w:szCs w:val="24"/>
+              </w:rPr>
+              <w:t>&gt;&gt;</w:t>
             </w:r>
           </w:p>
         </w:tc>
@@ -1280,7 +1486,21 @@
                 <w:color w:val="111827"/>
                 <w:szCs w:val="24"/>
               </w:rPr>
-              <w:t>{{ vin }}</w:t>
+              <w:t>&lt;&lt;</w:t>
+            </w:r>
+            <w:r>
+              <w:rPr>
+                <w:color w:val="111827"/>
+                <w:szCs w:val="24"/>
+              </w:rPr>
+              <w:t>vin</w:t>
+            </w:r>
+            <w:r>
+              <w:rPr>
+                <w:color w:val="111827"/>
+                <w:szCs w:val="24"/>
+              </w:rPr>
+              <w:t>&gt;&gt;</w:t>
             </w:r>
           </w:p>
         </w:tc>
@@ -1323,10 +1543,10 @@
         <w:tblLook w:val="04A0" w:firstRow="1" w:lastRow="0" w:firstColumn="1" w:lastColumn="0" w:noHBand="0" w:noVBand="1"/>
       </w:tblPr>
       <w:tblGrid>
-        <w:gridCol w:w="4615"/>
-        <w:gridCol w:w="2051"/>
-        <w:gridCol w:w="2187"/>
-        <w:gridCol w:w="1936"/>
+        <w:gridCol w:w="4428"/>
+        <w:gridCol w:w="2112"/>
+        <w:gridCol w:w="2272"/>
+        <w:gridCol w:w="1977"/>
       </w:tblGrid>
       <w:tr>
         <w:trPr>
@@ -1599,7 +1819,25 @@
                 <w:color w:val="111827"/>
                 <w:szCs w:val="24"/>
               </w:rPr>
-              <w:t>{{ item.descripcion }}</w:t>
+              <w:t>&lt;&lt;</w:t>
+            </w:r>
+            <w:proofErr w:type="spellStart"/>
+            <w:proofErr w:type="gramStart"/>
+            <w:r>
+              <w:rPr>
+                <w:color w:val="111827"/>
+                <w:szCs w:val="24"/>
+              </w:rPr>
+              <w:t>item.descripcion</w:t>
+            </w:r>
+            <w:proofErr w:type="spellEnd"/>
+            <w:proofErr w:type="gramEnd"/>
+            <w:r>
+              <w:rPr>
+                <w:color w:val="111827"/>
+                <w:szCs w:val="24"/>
+              </w:rPr>
+              <w:t>&gt;&gt;</w:t>
             </w:r>
           </w:p>
         </w:tc>
@@ -1633,7 +1871,25 @@
                 <w:color w:val="111827"/>
                 <w:szCs w:val="24"/>
               </w:rPr>
-              <w:t>{{ item.cantidad }}</w:t>
+              <w:t>&lt;&lt;</w:t>
+            </w:r>
+            <w:proofErr w:type="spellStart"/>
+            <w:proofErr w:type="gramStart"/>
+            <w:r>
+              <w:rPr>
+                <w:color w:val="111827"/>
+                <w:szCs w:val="24"/>
+              </w:rPr>
+              <w:t>item.cantidad</w:t>
+            </w:r>
+            <w:proofErr w:type="spellEnd"/>
+            <w:proofErr w:type="gramEnd"/>
+            <w:r>
+              <w:rPr>
+                <w:color w:val="111827"/>
+                <w:szCs w:val="24"/>
+              </w:rPr>
+              <w:t>&gt;&gt;</w:t>
             </w:r>
           </w:p>
         </w:tc>
@@ -1667,7 +1923,32 @@
                 <w:color w:val="111827"/>
                 <w:szCs w:val="24"/>
               </w:rPr>
-              <w:t>{{ item.valor_unitario }}</w:t>
+              <w:t>&lt;&lt;</w:t>
+            </w:r>
+            <w:proofErr w:type="spellStart"/>
+            <w:proofErr w:type="gramStart"/>
+            <w:r>
+              <w:rPr>
+                <w:color w:val="111827"/>
+                <w:szCs w:val="24"/>
+              </w:rPr>
+              <w:t>item.valor</w:t>
+            </w:r>
+            <w:proofErr w:type="gramEnd"/>
+            <w:r>
+              <w:rPr>
+                <w:color w:val="111827"/>
+                <w:szCs w:val="24"/>
+              </w:rPr>
+              <w:t>_unitario</w:t>
+            </w:r>
+            <w:proofErr w:type="spellEnd"/>
+            <w:r>
+              <w:rPr>
+                <w:color w:val="111827"/>
+                <w:szCs w:val="24"/>
+              </w:rPr>
+              <w:t>&gt;&gt;</w:t>
             </w:r>
           </w:p>
         </w:tc>
@@ -1701,7 +1982,25 @@
                 <w:color w:val="111827"/>
                 <w:szCs w:val="24"/>
               </w:rPr>
-              <w:t>{{ item.total }}</w:t>
+              <w:t>&lt;&lt;</w:t>
+            </w:r>
+            <w:proofErr w:type="spellStart"/>
+            <w:proofErr w:type="gramStart"/>
+            <w:r>
+              <w:rPr>
+                <w:color w:val="111827"/>
+                <w:szCs w:val="24"/>
+              </w:rPr>
+              <w:t>item.total</w:t>
+            </w:r>
+            <w:proofErr w:type="spellEnd"/>
+            <w:proofErr w:type="gramEnd"/>
+            <w:r>
+              <w:rPr>
+                <w:color w:val="111827"/>
+                <w:szCs w:val="24"/>
+              </w:rPr>
+              <w:t>&gt;&gt;</w:t>
             </w:r>
           </w:p>
         </w:tc>
@@ -1822,10 +2121,10 @@
         <w:tblLook w:val="04A0" w:firstRow="1" w:lastRow="0" w:firstColumn="1" w:lastColumn="0" w:noHBand="0" w:noVBand="1"/>
       </w:tblPr>
       <w:tblGrid>
-        <w:gridCol w:w="4615"/>
-        <w:gridCol w:w="2051"/>
-        <w:gridCol w:w="2187"/>
-        <w:gridCol w:w="1936"/>
+        <w:gridCol w:w="4428"/>
+        <w:gridCol w:w="2112"/>
+        <w:gridCol w:w="2272"/>
+        <w:gridCol w:w="1977"/>
       </w:tblGrid>
       <w:tr>
         <w:trPr>
@@ -2098,7 +2397,25 @@
                 <w:color w:val="111827"/>
                 <w:szCs w:val="24"/>
               </w:rPr>
-              <w:t>{{ item.descripcion }}</w:t>
+              <w:t>&lt;&lt;</w:t>
+            </w:r>
+            <w:proofErr w:type="spellStart"/>
+            <w:proofErr w:type="gramStart"/>
+            <w:r>
+              <w:rPr>
+                <w:color w:val="111827"/>
+                <w:szCs w:val="24"/>
+              </w:rPr>
+              <w:t>item.descripcion</w:t>
+            </w:r>
+            <w:proofErr w:type="spellEnd"/>
+            <w:proofErr w:type="gramEnd"/>
+            <w:r>
+              <w:rPr>
+                <w:color w:val="111827"/>
+                <w:szCs w:val="24"/>
+              </w:rPr>
+              <w:t>&gt;&gt;</w:t>
             </w:r>
           </w:p>
         </w:tc>
@@ -2132,7 +2449,25 @@
                 <w:color w:val="111827"/>
                 <w:szCs w:val="24"/>
               </w:rPr>
-              <w:t>{{ item.cantidad }}</w:t>
+              <w:t>&lt;&lt;</w:t>
+            </w:r>
+            <w:proofErr w:type="spellStart"/>
+            <w:proofErr w:type="gramStart"/>
+            <w:r>
+              <w:rPr>
+                <w:color w:val="111827"/>
+                <w:szCs w:val="24"/>
+              </w:rPr>
+              <w:t>item.cantidad</w:t>
+            </w:r>
+            <w:proofErr w:type="spellEnd"/>
+            <w:proofErr w:type="gramEnd"/>
+            <w:r>
+              <w:rPr>
+                <w:color w:val="111827"/>
+                <w:szCs w:val="24"/>
+              </w:rPr>
+              <w:t>&gt;&gt;</w:t>
             </w:r>
           </w:p>
         </w:tc>
@@ -2166,7 +2501,32 @@
                 <w:color w:val="111827"/>
                 <w:szCs w:val="24"/>
               </w:rPr>
-              <w:t>{{ item.valor_unitario }}</w:t>
+              <w:t>&lt;&lt;</w:t>
+            </w:r>
+            <w:proofErr w:type="spellStart"/>
+            <w:proofErr w:type="gramStart"/>
+            <w:r>
+              <w:rPr>
+                <w:color w:val="111827"/>
+                <w:szCs w:val="24"/>
+              </w:rPr>
+              <w:t>item.valor</w:t>
+            </w:r>
+            <w:proofErr w:type="gramEnd"/>
+            <w:r>
+              <w:rPr>
+                <w:color w:val="111827"/>
+                <w:szCs w:val="24"/>
+              </w:rPr>
+              <w:t>_unitario</w:t>
+            </w:r>
+            <w:proofErr w:type="spellEnd"/>
+            <w:r>
+              <w:rPr>
+                <w:color w:val="111827"/>
+                <w:szCs w:val="24"/>
+              </w:rPr>
+              <w:t>&gt;&gt;</w:t>
             </w:r>
           </w:p>
         </w:tc>
@@ -2200,7 +2560,25 @@
                 <w:color w:val="111827"/>
                 <w:szCs w:val="24"/>
               </w:rPr>
-              <w:t>{{ item.total }}</w:t>
+              <w:t>&lt;&lt;</w:t>
+            </w:r>
+            <w:proofErr w:type="spellStart"/>
+            <w:proofErr w:type="gramStart"/>
+            <w:r>
+              <w:rPr>
+                <w:color w:val="111827"/>
+                <w:szCs w:val="24"/>
+              </w:rPr>
+              <w:t>item.total</w:t>
+            </w:r>
+            <w:proofErr w:type="spellEnd"/>
+            <w:proofErr w:type="gramEnd"/>
+            <w:r>
+              <w:rPr>
+                <w:color w:val="111827"/>
+                <w:szCs w:val="24"/>
+              </w:rPr>
+              <w:t>&gt;&gt;</w:t>
             </w:r>
           </w:p>
         </w:tc>
@@ -2321,10 +2699,10 @@
         <w:tblLook w:val="04A0" w:firstRow="1" w:lastRow="0" w:firstColumn="1" w:lastColumn="0" w:noHBand="0" w:noVBand="1"/>
       </w:tblPr>
       <w:tblGrid>
-        <w:gridCol w:w="4615"/>
-        <w:gridCol w:w="2051"/>
-        <w:gridCol w:w="2187"/>
-        <w:gridCol w:w="1936"/>
+        <w:gridCol w:w="4428"/>
+        <w:gridCol w:w="2112"/>
+        <w:gridCol w:w="2272"/>
+        <w:gridCol w:w="1977"/>
       </w:tblGrid>
       <w:tr>
         <w:trPr>
@@ -2597,7 +2975,25 @@
                 <w:color w:val="111827"/>
                 <w:szCs w:val="24"/>
               </w:rPr>
-              <w:t>{{ item.descripcion }}</w:t>
+              <w:t>&lt;&lt;</w:t>
+            </w:r>
+            <w:proofErr w:type="spellStart"/>
+            <w:proofErr w:type="gramStart"/>
+            <w:r>
+              <w:rPr>
+                <w:color w:val="111827"/>
+                <w:szCs w:val="24"/>
+              </w:rPr>
+              <w:t>item.descripcion</w:t>
+            </w:r>
+            <w:proofErr w:type="spellEnd"/>
+            <w:proofErr w:type="gramEnd"/>
+            <w:r>
+              <w:rPr>
+                <w:color w:val="111827"/>
+                <w:szCs w:val="24"/>
+              </w:rPr>
+              <w:t>&gt;&gt;</w:t>
             </w:r>
           </w:p>
         </w:tc>
@@ -2631,7 +3027,25 @@
                 <w:color w:val="111827"/>
                 <w:szCs w:val="24"/>
               </w:rPr>
-              <w:t>{{ item.cantidad }}</w:t>
+              <w:t>&lt;&lt;</w:t>
+            </w:r>
+            <w:proofErr w:type="spellStart"/>
+            <w:proofErr w:type="gramStart"/>
+            <w:r>
+              <w:rPr>
+                <w:color w:val="111827"/>
+                <w:szCs w:val="24"/>
+              </w:rPr>
+              <w:t>item.cantidad</w:t>
+            </w:r>
+            <w:proofErr w:type="spellEnd"/>
+            <w:proofErr w:type="gramEnd"/>
+            <w:r>
+              <w:rPr>
+                <w:color w:val="111827"/>
+                <w:szCs w:val="24"/>
+              </w:rPr>
+              <w:t>&gt;&gt;</w:t>
             </w:r>
           </w:p>
         </w:tc>
@@ -2665,7 +3079,32 @@
                 <w:color w:val="111827"/>
                 <w:szCs w:val="24"/>
               </w:rPr>
-              <w:t>{{ item.valor_unitario }}</w:t>
+              <w:t>&lt;&lt;</w:t>
+            </w:r>
+            <w:proofErr w:type="spellStart"/>
+            <w:proofErr w:type="gramStart"/>
+            <w:r>
+              <w:rPr>
+                <w:color w:val="111827"/>
+                <w:szCs w:val="24"/>
+              </w:rPr>
+              <w:t>item.valor</w:t>
+            </w:r>
+            <w:proofErr w:type="gramEnd"/>
+            <w:r>
+              <w:rPr>
+                <w:color w:val="111827"/>
+                <w:szCs w:val="24"/>
+              </w:rPr>
+              <w:t>_unitario</w:t>
+            </w:r>
+            <w:proofErr w:type="spellEnd"/>
+            <w:r>
+              <w:rPr>
+                <w:color w:val="111827"/>
+                <w:szCs w:val="24"/>
+              </w:rPr>
+              <w:t>&gt;&gt;</w:t>
             </w:r>
           </w:p>
         </w:tc>
@@ -2699,7 +3138,25 @@
                 <w:color w:val="111827"/>
                 <w:szCs w:val="24"/>
               </w:rPr>
-              <w:t>{{ item.total }}</w:t>
+              <w:t>&lt;&lt;</w:t>
+            </w:r>
+            <w:proofErr w:type="spellStart"/>
+            <w:proofErr w:type="gramStart"/>
+            <w:r>
+              <w:rPr>
+                <w:color w:val="111827"/>
+                <w:szCs w:val="24"/>
+              </w:rPr>
+              <w:t>item.total</w:t>
+            </w:r>
+            <w:proofErr w:type="spellEnd"/>
+            <w:proofErr w:type="gramEnd"/>
+            <w:r>
+              <w:rPr>
+                <w:color w:val="111827"/>
+                <w:szCs w:val="24"/>
+              </w:rPr>
+              <w:t>&gt;&gt;</w:t>
             </w:r>
           </w:p>
         </w:tc>
@@ -2864,7 +3321,23 @@
                 <w:color w:val="111827"/>
                 <w:szCs w:val="24"/>
               </w:rPr>
-              <w:t>{{ observaciones }}</w:t>
+              <w:t>&lt;&lt;</w:t>
+            </w:r>
+            <w:proofErr w:type="spellStart"/>
+            <w:r>
+              <w:rPr>
+                <w:color w:val="111827"/>
+                <w:szCs w:val="24"/>
+              </w:rPr>
+              <w:t>observaciones</w:t>
+            </w:r>
+            <w:proofErr w:type="spellEnd"/>
+            <w:r>
+              <w:rPr>
+                <w:color w:val="111827"/>
+                <w:szCs w:val="24"/>
+              </w:rPr>
+              <w:t>&gt;&gt;</w:t>
             </w:r>
           </w:p>
         </w:tc>
@@ -2942,7 +3415,23 @@
                 <w:color w:val="111827"/>
                 <w:szCs w:val="24"/>
               </w:rPr>
-              <w:t>{{ total_mano_obra }}</w:t>
+              <w:t>&lt;&lt;</w:t>
+            </w:r>
+            <w:proofErr w:type="spellStart"/>
+            <w:r>
+              <w:rPr>
+                <w:color w:val="111827"/>
+                <w:szCs w:val="24"/>
+              </w:rPr>
+              <w:t>total_mano_obra</w:t>
+            </w:r>
+            <w:proofErr w:type="spellEnd"/>
+            <w:r>
+              <w:rPr>
+                <w:color w:val="111827"/>
+                <w:szCs w:val="24"/>
+              </w:rPr>
+              <w:t>&gt;&gt;</w:t>
             </w:r>
           </w:p>
         </w:tc>
@@ -3020,7 +3509,23 @@
                 <w:color w:val="111827"/>
                 <w:szCs w:val="24"/>
               </w:rPr>
-              <w:t>{{ total_repuestos }}</w:t>
+              <w:t>&lt;&lt;</w:t>
+            </w:r>
+            <w:proofErr w:type="spellStart"/>
+            <w:r>
+              <w:rPr>
+                <w:color w:val="111827"/>
+                <w:szCs w:val="24"/>
+              </w:rPr>
+              <w:t>total_repuestos</w:t>
+            </w:r>
+            <w:proofErr w:type="spellEnd"/>
+            <w:r>
+              <w:rPr>
+                <w:color w:val="111827"/>
+                <w:szCs w:val="24"/>
+              </w:rPr>
+              <w:t>&gt;&gt;</w:t>
             </w:r>
           </w:p>
         </w:tc>
@@ -3098,7 +3603,23 @@
                 <w:color w:val="111827"/>
                 <w:szCs w:val="24"/>
               </w:rPr>
-              <w:t>{{ total_otros }}</w:t>
+              <w:t>&lt;&lt;</w:t>
+            </w:r>
+            <w:proofErr w:type="spellStart"/>
+            <w:r>
+              <w:rPr>
+                <w:color w:val="111827"/>
+                <w:szCs w:val="24"/>
+              </w:rPr>
+              <w:t>total_otros</w:t>
+            </w:r>
+            <w:proofErr w:type="spellEnd"/>
+            <w:r>
+              <w:rPr>
+                <w:color w:val="111827"/>
+                <w:szCs w:val="24"/>
+              </w:rPr>
+              <w:t>&gt;&gt;</w:t>
             </w:r>
           </w:p>
         </w:tc>
@@ -3180,7 +3701,25 @@
                 <w:sz w:val="18"/>
                 <w:szCs w:val="24"/>
               </w:rPr>
-              <w:t>{{ total }}</w:t>
+              <w:t>&lt;&lt;</w:t>
+            </w:r>
+            <w:r>
+              <w:rPr>
+                <w:b/>
+                <w:color w:val="FFFFFF"/>
+                <w:sz w:val="18"/>
+                <w:szCs w:val="24"/>
+              </w:rPr>
+              <w:t>total</w:t>
+            </w:r>
+            <w:r>
+              <w:rPr>
+                <w:b/>
+                <w:color w:val="FFFFFF"/>
+                <w:sz w:val="18"/>
+                <w:szCs w:val="24"/>
+              </w:rPr>
+              <w:t>&gt;&gt;</w:t>
             </w:r>
           </w:p>
         </w:tc>
@@ -3247,7 +3786,23 @@
                 <w:color w:val="111827"/>
                 <w:szCs w:val="24"/>
               </w:rPr>
-              <w:t>{{ condiciones }}</w:t>
+              <w:t>&lt;&lt;</w:t>
+            </w:r>
+            <w:proofErr w:type="spellStart"/>
+            <w:r>
+              <w:rPr>
+                <w:color w:val="111827"/>
+                <w:szCs w:val="24"/>
+              </w:rPr>
+              <w:t>condiciones</w:t>
+            </w:r>
+            <w:proofErr w:type="spellEnd"/>
+            <w:r>
+              <w:rPr>
+                <w:color w:val="111827"/>
+                <w:szCs w:val="24"/>
+              </w:rPr>
+              <w:t>&gt;&gt;</w:t>
             </w:r>
           </w:p>
         </w:tc>
@@ -3285,7 +3840,39 @@
           <w:color w:val="111827"/>
           <w:szCs w:val="24"/>
         </w:rPr>
-        <w:t xml:space="preserve">Servicio profesional, atención cercana y </w:t>
+        <w:t xml:space="preserve">Servicio profesional, </w:t>
+      </w:r>
+      <w:proofErr w:type="spellStart"/>
+      <w:r>
+        <w:rPr>
+          <w:color w:val="111827"/>
+          <w:szCs w:val="24"/>
+        </w:rPr>
+        <w:t>atención</w:t>
+      </w:r>
+      <w:proofErr w:type="spellEnd"/>
+      <w:r>
+        <w:rPr>
+          <w:color w:val="111827"/>
+          <w:szCs w:val="24"/>
+        </w:rPr>
+        <w:t xml:space="preserve"> </w:t>
+      </w:r>
+      <w:proofErr w:type="spellStart"/>
+      <w:r>
+        <w:rPr>
+          <w:color w:val="111827"/>
+          <w:szCs w:val="24"/>
+        </w:rPr>
+        <w:t>cercana</w:t>
+      </w:r>
+      <w:proofErr w:type="spellEnd"/>
+      <w:r>
+        <w:rPr>
+          <w:color w:val="111827"/>
+          <w:szCs w:val="24"/>
+        </w:rPr>
+        <w:t xml:space="preserve"> y </w:t>
       </w:r>
       <w:proofErr w:type="spellStart"/>
       <w:r>
@@ -3464,6 +4051,7 @@
         </v:shapetype>
         <v:shape id="WordPictureWatermark1660518907" o:spid="_x0000_s1032" type="#_x0000_t75" style="position:absolute;margin-left:0;margin-top:0;width:534.5pt;height:534.5pt;z-index:-251653120;mso-position-horizontal:center;mso-position-horizontal-relative:margin;mso-position-vertical:center;mso-position-vertical-relative:margin" o:allowincell="f">
           <v:imagedata r:id="rId1" o:title="logo charles blanco 21 jun 2025, 23_06_15" gain="19661f" blacklevel="22938f"/>
+          <w10:wrap anchorx="margin" anchory="margin"/>
         </v:shape>
       </w:pict>
     </w:r>
@@ -3503,6 +4091,7 @@
         </v:shapetype>
         <v:shape id="WordPictureWatermark1660518908" o:spid="_x0000_s1033" type="#_x0000_t75" style="position:absolute;margin-left:0;margin-top:0;width:534.5pt;height:534.5pt;z-index:-251652096;mso-position-horizontal:center;mso-position-horizontal-relative:margin;mso-position-vertical:center;mso-position-vertical-relative:margin" o:allowincell="f">
           <v:imagedata r:id="rId1" o:title="logo charles blanco 21 jun 2025, 23_06_15" gain="19661f" blacklevel="22938f"/>
+          <w10:wrap anchorx="margin" anchory="margin"/>
         </v:shape>
       </w:pict>
     </w:r>
@@ -3605,6 +4194,7 @@
         </v:shapetype>
         <v:shape id="WordPictureWatermark1660518906" o:spid="_x0000_s1031" type="#_x0000_t75" style="position:absolute;margin-left:0;margin-top:0;width:534.5pt;height:534.5pt;z-index:-251654144;mso-position-horizontal:center;mso-position-horizontal-relative:margin;mso-position-vertical:center;mso-position-vertical-relative:margin" o:allowincell="f">
           <v:imagedata r:id="rId1" o:title="logo charles blanco 21 jun 2025, 23_06_15" gain="19661f" blacklevel="22938f"/>
+          <w10:wrap anchorx="margin" anchory="margin"/>
         </v:shape>
       </w:pict>
     </w:r>

--- a/cotizacion_charles_servicio_automotriz.docx
+++ b/cotizacion_charles_servicio_automotriz.docx
@@ -9,27 +9,26 @@
         <w:tblLook w:val="04A0" w:firstRow="1" w:lastRow="0" w:firstColumn="1" w:lastColumn="0" w:noHBand="0" w:noVBand="1"/>
       </w:tblPr>
       <w:tblGrid>
-        <w:gridCol w:w="1261"/>
-        <w:gridCol w:w="3568"/>
-        <w:gridCol w:w="1456"/>
-        <w:gridCol w:w="1954"/>
-        <w:gridCol w:w="796"/>
-        <w:gridCol w:w="1664"/>
+        <w:gridCol w:w="6793"/>
+        <w:gridCol w:w="11"/>
+        <w:gridCol w:w="3846"/>
+        <w:gridCol w:w="16"/>
       </w:tblGrid>
       <w:tr>
         <w:trPr>
+          <w:gridAfter w:val="1"/>
+          <w:wAfter w:w="16" w:type="dxa"/>
           <w:trHeight w:val="1134"/>
           <w:jc w:val="center"/>
         </w:trPr>
         <w:tc>
           <w:tcPr>
-            <w:tcW w:w="10699" w:type="dxa"/>
-            <w:gridSpan w:val="6"/>
+            <w:tcW w:w="10650" w:type="dxa"/>
+            <w:gridSpan w:val="3"/>
             <w:tcBorders>
               <w:top w:val="nil"/>
               <w:left w:val="nil"/>
               <w:bottom w:val="nil"/>
-              <w:right w:val="nil"/>
             </w:tcBorders>
             <w:tcMar>
               <w:top w:w="0" w:type="dxa"/>
@@ -46,6 +45,7 @@
               <w:rPr>
                 <w:sz w:val="18"/>
                 <w:szCs w:val="24"/>
+                <w:lang w:val="es-CL"/>
               </w:rPr>
             </w:pPr>
             <w:r>
@@ -54,17 +54,19 @@
                 <w:color w:val="111827"/>
                 <w:sz w:val="32"/>
                 <w:szCs w:val="24"/>
+                <w:lang w:val="es-CL"/>
               </w:rPr>
               <w:t>CHARLES SERVICIO AUTOMOTRIZ</w:t>
             </w:r>
           </w:p>
           <w:p>
             <w:pPr>
-              <w:spacing w:line="240" w:lineRule="auto"/>
+              <w:spacing w:after="0" w:line="240" w:lineRule="auto"/>
               <w:jc w:val="center"/>
               <w:rPr>
                 <w:sz w:val="20"/>
                 <w:szCs w:val="28"/>
+                <w:lang w:val="es-CL"/>
               </w:rPr>
             </w:pPr>
             <w:r>
@@ -72,17 +74,19 @@
                 <w:color w:val="111827"/>
                 <w:sz w:val="20"/>
                 <w:szCs w:val="28"/>
+                <w:lang w:val="es-CL"/>
               </w:rPr>
               <w:t>San Bernardo, Chile | Matías Vejar Reyes</w:t>
             </w:r>
           </w:p>
           <w:p>
             <w:pPr>
-              <w:spacing w:line="240" w:lineRule="auto"/>
+              <w:spacing w:after="0" w:line="240" w:lineRule="auto"/>
               <w:jc w:val="center"/>
               <w:rPr>
                 <w:sz w:val="18"/>
                 <w:szCs w:val="24"/>
+                <w:lang w:val="es-CL"/>
               </w:rPr>
             </w:pPr>
             <w:r>
@@ -90,6 +94,7 @@
                 <w:rFonts w:ascii="Segoe UI Symbol" w:eastAsia="Cambria" w:hAnsi="Segoe UI Symbol" w:cs="Segoe UI Symbol"/>
                 <w:sz w:val="18"/>
                 <w:szCs w:val="24"/>
+                <w:lang w:val="es-CL"/>
               </w:rPr>
               <w:t>✉</w:t>
             </w:r>
@@ -98,6 +103,7 @@
                 <w:rFonts w:asciiTheme="majorHAnsi" w:eastAsia="Cambria" w:hAnsiTheme="majorHAnsi" w:cstheme="majorHAnsi"/>
                 <w:sz w:val="18"/>
                 <w:szCs w:val="24"/>
+                <w:lang w:val="es-CL"/>
               </w:rPr>
               <w:t xml:space="preserve"> </w:t>
             </w:r>
@@ -107,6 +113,7 @@
                 <w:color w:val="111827"/>
                 <w:sz w:val="20"/>
                 <w:szCs w:val="28"/>
+                <w:lang w:val="es-CL"/>
               </w:rPr>
               <w:t xml:space="preserve">charlesautomotriz@gmail.com  </w:t>
             </w:r>
@@ -115,6 +122,7 @@
                 <w:color w:val="111827"/>
                 <w:sz w:val="18"/>
                 <w:szCs w:val="24"/>
+                <w:lang w:val="es-CL"/>
               </w:rPr>
               <w:t>|</w:t>
             </w:r>
@@ -124,6 +132,7 @@
                 <w:color w:val="111827"/>
                 <w:sz w:val="18"/>
                 <w:szCs w:val="24"/>
+                <w:lang w:val="es-CL"/>
               </w:rPr>
               <w:t xml:space="preserve"> </w:t>
             </w:r>
@@ -133,6 +142,7 @@
                 <w:color w:val="FF0000"/>
                 <w:sz w:val="20"/>
                 <w:szCs w:val="28"/>
+                <w:lang w:val="es-CL"/>
               </w:rPr>
               <w:t>☎</w:t>
             </w:r>
@@ -142,6 +152,7 @@
                 <w:color w:val="FF0000"/>
                 <w:sz w:val="18"/>
                 <w:szCs w:val="24"/>
+                <w:lang w:val="es-CL"/>
               </w:rPr>
               <w:t xml:space="preserve"> </w:t>
             </w:r>
@@ -152,6 +163,7 @@
                 <w:color w:val="FF0000"/>
                 <w:sz w:val="18"/>
                 <w:szCs w:val="24"/>
+                <w:lang w:val="es-CL"/>
               </w:rPr>
               <w:drawing>
                 <wp:inline distT="114300" distB="114300" distL="114300" distR="114300" wp14:anchorId="432CE1DD" wp14:editId="32D92C4C">
@@ -194,6 +206,7 @@
                 <w:color w:val="111827"/>
                 <w:sz w:val="18"/>
                 <w:szCs w:val="24"/>
+                <w:lang w:val="es-CL"/>
               </w:rPr>
               <w:t xml:space="preserve">  </w:t>
             </w:r>
@@ -202,6 +215,7 @@
                 <w:color w:val="111827"/>
                 <w:sz w:val="20"/>
                 <w:szCs w:val="28"/>
+                <w:lang w:val="es-CL"/>
               </w:rPr>
               <w:t>+56 9 3453 3841</w:t>
             </w:r>
@@ -214,27 +228,28 @@
         </w:tblPrEx>
         <w:trPr>
           <w:gridAfter w:val="2"/>
-          <w:wAfter w:w="2460" w:type="dxa"/>
+          <w:wAfter w:w="3862" w:type="dxa"/>
           <w:trHeight w:val="72"/>
         </w:trPr>
         <w:tc>
           <w:tcPr>
-            <w:tcW w:w="8239" w:type="dxa"/>
-            <w:gridSpan w:val="4"/>
+            <w:tcW w:w="6804" w:type="dxa"/>
+            <w:gridSpan w:val="2"/>
             <w:tcBorders>
               <w:top w:val="nil"/>
               <w:left w:val="nil"/>
               <w:bottom w:val="nil"/>
-              <w:right w:val="nil"/>
             </w:tcBorders>
-            <w:shd w:val="clear" w:color="auto" w:fill="C55A11"/>
+            <w:shd w:val="clear" w:color="auto" w:fill="E36C0A" w:themeFill="accent6" w:themeFillShade="BF"/>
           </w:tcPr>
           <w:p>
             <w:pPr>
-              <w:spacing w:after="0"/>
+              <w:spacing w:after="0" w:line="240" w:lineRule="auto"/>
+              <w:jc w:val="right"/>
               <w:rPr>
                 <w:sz w:val="18"/>
                 <w:szCs w:val="24"/>
+                <w:lang w:val="es-CL"/>
               </w:rPr>
             </w:pPr>
           </w:p>
@@ -242,14 +257,12 @@
       </w:tr>
       <w:tr>
         <w:trPr>
-          <w:gridAfter w:val="2"/>
-          <w:wAfter w:w="2460" w:type="dxa"/>
+          <w:trHeight w:val="197"/>
           <w:jc w:val="center"/>
         </w:trPr>
         <w:tc>
           <w:tcPr>
-            <w:tcW w:w="4829" w:type="dxa"/>
-            <w:gridSpan w:val="2"/>
+            <w:tcW w:w="6793" w:type="dxa"/>
             <w:tcBorders>
               <w:top w:val="nil"/>
               <w:left w:val="nil"/>
@@ -265,9 +278,11 @@
           </w:tcPr>
           <w:p>
             <w:pPr>
+              <w:spacing w:after="0" w:line="240" w:lineRule="auto"/>
               <w:rPr>
                 <w:sz w:val="18"/>
                 <w:szCs w:val="24"/>
+                <w:lang w:val="es-CL"/>
               </w:rPr>
             </w:pPr>
             <w:r>
@@ -276,15 +291,18 @@
                 <w:color w:val="C55A11"/>
                 <w:sz w:val="28"/>
                 <w:szCs w:val="24"/>
+                <w:lang w:val="es-CL"/>
               </w:rPr>
               <w:t>COTIZACIÓN DE REPARACIÓN VEHICULAR</w:t>
             </w:r>
           </w:p>
           <w:p>
             <w:pPr>
+              <w:spacing w:after="0" w:line="240" w:lineRule="auto"/>
               <w:rPr>
                 <w:sz w:val="18"/>
                 <w:szCs w:val="24"/>
+                <w:lang w:val="es-CL"/>
               </w:rPr>
             </w:pPr>
             <w:r>
@@ -292,6 +310,7 @@
                 <w:color w:val="111827"/>
                 <w:sz w:val="18"/>
                 <w:szCs w:val="24"/>
+                <w:lang w:val="es-CL"/>
               </w:rPr>
               <w:t>Servicio profesional, atención cercana y compromiso con tu vehículo.</w:t>
             </w:r>
@@ -299,8 +318,8 @@
         </w:tc>
         <w:tc>
           <w:tcPr>
-            <w:tcW w:w="3410" w:type="dxa"/>
-            <w:gridSpan w:val="2"/>
+            <w:tcW w:w="3873" w:type="dxa"/>
+            <w:gridSpan w:val="3"/>
             <w:tcBorders>
               <w:top w:val="single" w:sz="6" w:space="0" w:color="D1D5DB"/>
               <w:left w:val="single" w:sz="6" w:space="0" w:color="D1D5DB"/>
@@ -316,21 +335,34 @@
           </w:tcPr>
           <w:p>
             <w:pPr>
+              <w:spacing w:after="0" w:line="240" w:lineRule="auto"/>
               <w:jc w:val="right"/>
               <w:rPr>
                 <w:sz w:val="18"/>
                 <w:szCs w:val="24"/>
+                <w:lang w:val="es-CL"/>
               </w:rPr>
             </w:pPr>
-            <w:proofErr w:type="spellStart"/>
             <w:r>
               <w:rPr>
                 <w:b/>
                 <w:color w:val="111827"/>
                 <w:sz w:val="18"/>
                 <w:szCs w:val="24"/>
-              </w:rPr>
-              <w:t>Cotización</w:t>
+                <w:lang w:val="es-CL"/>
+              </w:rPr>
+              <w:t xml:space="preserve">Cotización </w:t>
+            </w:r>
+            <w:proofErr w:type="spellStart"/>
+            <w:r>
+              <w:rPr>
+                <w:b/>
+                <w:color w:val="111827"/>
+                <w:sz w:val="18"/>
+                <w:szCs w:val="24"/>
+                <w:lang w:val="es-CL"/>
+              </w:rPr>
+              <w:t>N°</w:t>
             </w:r>
             <w:proofErr w:type="spellEnd"/>
             <w:r>
@@ -339,8 +371,9 @@
                 <w:color w:val="111827"/>
                 <w:sz w:val="18"/>
                 <w:szCs w:val="24"/>
-              </w:rPr>
-              <w:t xml:space="preserve"> N°: </w:t>
+                <w:lang w:val="es-CL"/>
+              </w:rPr>
+              <w:t xml:space="preserve">: </w:t>
             </w:r>
             <w:r>
               <w:rPr>
@@ -348,6 +381,7 @@
                 <w:color w:val="C55A11"/>
                 <w:sz w:val="18"/>
                 <w:szCs w:val="24"/>
+                <w:lang w:val="es-CL"/>
               </w:rPr>
               <w:t>&lt;&lt;</w:t>
             </w:r>
@@ -358,6 +392,7 @@
                 <w:color w:val="C55A11"/>
                 <w:sz w:val="18"/>
                 <w:szCs w:val="24"/>
+                <w:lang w:val="es-CL"/>
               </w:rPr>
               <w:t>numero_cotizacion</w:t>
             </w:r>
@@ -368,71 +403,67 @@
                 <w:color w:val="C55A11"/>
                 <w:sz w:val="18"/>
                 <w:szCs w:val="24"/>
+                <w:lang w:val="es-CL"/>
               </w:rPr>
               <w:t>&gt;&gt;</w:t>
             </w:r>
           </w:p>
           <w:p>
             <w:pPr>
+              <w:spacing w:after="0" w:line="240" w:lineRule="auto"/>
               <w:jc w:val="right"/>
               <w:rPr>
                 <w:sz w:val="18"/>
                 <w:szCs w:val="24"/>
+                <w:lang w:val="es-CL"/>
               </w:rPr>
             </w:pPr>
-            <w:proofErr w:type="spellStart"/>
             <w:r>
               <w:rPr>
                 <w:b/>
                 <w:color w:val="111827"/>
                 <w:sz w:val="18"/>
                 <w:szCs w:val="24"/>
-              </w:rPr>
-              <w:t>Fecha</w:t>
+                <w:lang w:val="es-CL"/>
+              </w:rPr>
+              <w:t xml:space="preserve">Fecha: </w:t>
             </w:r>
-            <w:proofErr w:type="spellEnd"/>
             <w:r>
               <w:rPr>
-                <w:b/>
                 <w:color w:val="111827"/>
                 <w:sz w:val="18"/>
                 <w:szCs w:val="24"/>
-              </w:rPr>
-              <w:t xml:space="preserve">: </w:t>
+                <w:lang w:val="es-CL"/>
+              </w:rPr>
+              <w:t>&lt;&lt;</w:t>
             </w:r>
             <w:r>
               <w:rPr>
                 <w:color w:val="111827"/>
                 <w:sz w:val="18"/>
                 <w:szCs w:val="24"/>
-              </w:rPr>
-              <w:t>&lt;&lt;</w:t>
+                <w:lang w:val="es-CL"/>
+              </w:rPr>
+              <w:t>fecha</w:t>
             </w:r>
-            <w:proofErr w:type="spellStart"/>
             <w:r>
               <w:rPr>
                 <w:color w:val="111827"/>
                 <w:sz w:val="18"/>
                 <w:szCs w:val="24"/>
-              </w:rPr>
-              <w:t>fecha</w:t>
-            </w:r>
-            <w:proofErr w:type="spellEnd"/>
-            <w:r>
-              <w:rPr>
-                <w:color w:val="111827"/>
-                <w:sz w:val="18"/>
-                <w:szCs w:val="24"/>
+                <w:lang w:val="es-CL"/>
               </w:rPr>
               <w:t>&gt;&gt;</w:t>
             </w:r>
           </w:p>
           <w:p>
             <w:pPr>
+              <w:spacing w:after="0" w:line="240" w:lineRule="auto"/>
               <w:jc w:val="right"/>
               <w:rPr>
                 <w:sz w:val="18"/>
                 <w:szCs w:val="24"/>
+                <w:lang w:val="es-CL"/>
               </w:rPr>
             </w:pPr>
             <w:r>
@@ -441,6 +472,7 @@
                 <w:color w:val="111827"/>
                 <w:sz w:val="18"/>
                 <w:szCs w:val="24"/>
+                <w:lang w:val="es-CL"/>
               </w:rPr>
               <w:t xml:space="preserve">Estado: </w:t>
             </w:r>
@@ -449,39 +481,124 @@
                 <w:color w:val="111827"/>
                 <w:sz w:val="18"/>
                 <w:szCs w:val="24"/>
+                <w:lang w:val="es-CL"/>
               </w:rPr>
               <w:t>&lt;&lt;</w:t>
             </w:r>
-            <w:proofErr w:type="spellStart"/>
             <w:r>
               <w:rPr>
                 <w:color w:val="111827"/>
                 <w:sz w:val="18"/>
                 <w:szCs w:val="24"/>
+                <w:lang w:val="es-CL"/>
               </w:rPr>
               <w:t>estado</w:t>
             </w:r>
-            <w:proofErr w:type="spellEnd"/>
             <w:r>
               <w:rPr>
                 <w:color w:val="111827"/>
                 <w:sz w:val="18"/>
                 <w:szCs w:val="24"/>
+                <w:lang w:val="es-CL"/>
               </w:rPr>
               <w:t>&gt;&gt;</w:t>
             </w:r>
           </w:p>
         </w:tc>
       </w:tr>
+    </w:tbl>
+    <w:p>
+      <w:r>
+        <w:rPr>
+          <w:noProof/>
+          <w:color w:val="FFFFFF"/>
+          <w:sz w:val="4"/>
+          <w:szCs w:val="24"/>
+          <w:lang w:val="es-CL"/>
+        </w:rPr>
+        <w:drawing>
+          <wp:anchor distT="0" distB="0" distL="114300" distR="114300" simplePos="0" relativeHeight="251661312" behindDoc="1" locked="0" layoutInCell="1" allowOverlap="1" wp14:anchorId="30CA8AAC" wp14:editId="2934F806">
+            <wp:simplePos x="0" y="0"/>
+            <wp:positionH relativeFrom="column">
+              <wp:posOffset>-434975</wp:posOffset>
+            </wp:positionH>
+            <wp:positionV relativeFrom="paragraph">
+              <wp:posOffset>-198755</wp:posOffset>
+            </wp:positionV>
+            <wp:extent cx="7581900" cy="7581900"/>
+            <wp:effectExtent l="0" t="0" r="0" b="0"/>
+            <wp:wrapNone/>
+            <wp:docPr id="66793134" name="Imagen 2"/>
+            <wp:cNvGraphicFramePr>
+              <a:graphicFrameLocks xmlns:a="http://schemas.openxmlformats.org/drawingml/2006/main" noChangeAspect="1"/>
+            </wp:cNvGraphicFramePr>
+            <a:graphic xmlns:a="http://schemas.openxmlformats.org/drawingml/2006/main">
+              <a:graphicData uri="http://schemas.openxmlformats.org/drawingml/2006/picture">
+                <pic:pic xmlns:pic="http://schemas.openxmlformats.org/drawingml/2006/picture">
+                  <pic:nvPicPr>
+                    <pic:cNvPr id="66793134" name="Imagen 66793134"/>
+                    <pic:cNvPicPr/>
+                  </pic:nvPicPr>
+                  <pic:blipFill>
+                    <a:blip r:embed="rId9">
+                      <a:alphaModFix amt="3000"/>
+                      <a:extLst>
+                        <a:ext uri="{BEBA8EAE-BF5A-486C-A8C5-ECC9F3942E4B}">
+                          <a14:imgProps xmlns:a14="http://schemas.microsoft.com/office/drawing/2010/main">
+                            <a14:imgLayer r:embed="rId10">
+                              <a14:imgEffect>
+                                <a14:artisticPaintBrush/>
+                              </a14:imgEffect>
+                            </a14:imgLayer>
+                          </a14:imgProps>
+                        </a:ext>
+                      </a:extLst>
+                    </a:blip>
+                    <a:stretch>
+                      <a:fillRect/>
+                    </a:stretch>
+                  </pic:blipFill>
+                  <pic:spPr>
+                    <a:xfrm>
+                      <a:off x="0" y="0"/>
+                      <a:ext cx="7581900" cy="7581900"/>
+                    </a:xfrm>
+                    <a:prstGeom prst="rect">
+                      <a:avLst/>
+                    </a:prstGeom>
+                  </pic:spPr>
+                </pic:pic>
+              </a:graphicData>
+            </a:graphic>
+            <wp14:sizeRelH relativeFrom="margin">
+              <wp14:pctWidth>0</wp14:pctWidth>
+            </wp14:sizeRelH>
+            <wp14:sizeRelV relativeFrom="margin">
+              <wp14:pctHeight>0</wp14:pctHeight>
+            </wp14:sizeRelV>
+          </wp:anchor>
+        </w:drawing>
+      </w:r>
+    </w:p>
+    <w:tbl>
+      <w:tblPr>
+        <w:tblW w:w="0" w:type="auto"/>
+        <w:jc w:val="center"/>
+        <w:tblLook w:val="04A0" w:firstRow="1" w:lastRow="0" w:firstColumn="1" w:lastColumn="0" w:noHBand="0" w:noVBand="1"/>
+      </w:tblPr>
+      <w:tblGrid>
+        <w:gridCol w:w="1104"/>
+        <w:gridCol w:w="4395"/>
+        <w:gridCol w:w="992"/>
+        <w:gridCol w:w="4147"/>
+      </w:tblGrid>
       <w:tr>
         <w:trPr>
-          <w:gridAfter w:val="1"/>
-          <w:wAfter w:w="1664" w:type="dxa"/>
           <w:jc w:val="center"/>
         </w:trPr>
         <w:tc>
           <w:tcPr>
-            <w:tcW w:w="4829" w:type="dxa"/>
+            <w:tcW w:w="5499" w:type="dxa"/>
             <w:gridSpan w:val="2"/>
             <w:tcBorders>
               <w:top w:val="single" w:sz="4" w:space="0" w:color="D1D5DB"/>
@@ -489,7 +606,7 @@
               <w:bottom w:val="single" w:sz="4" w:space="0" w:color="D1D5DB"/>
               <w:right w:val="single" w:sz="4" w:space="0" w:color="D1D5DB"/>
             </w:tcBorders>
-            <w:shd w:val="clear" w:color="auto" w:fill="C55A11"/>
+            <w:shd w:val="clear" w:color="auto" w:fill="E36C0A" w:themeFill="accent6" w:themeFillShade="BF"/>
             <w:tcMar>
               <w:top w:w="38" w:type="dxa"/>
               <w:left w:w="50" w:type="dxa"/>
@@ -503,6 +620,7 @@
               <w:rPr>
                 <w:sz w:val="18"/>
                 <w:szCs w:val="24"/>
+                <w:lang w:val="es-CL"/>
               </w:rPr>
             </w:pPr>
             <w:r>
@@ -511,6 +629,7 @@
                 <w:color w:val="FFFFFF"/>
                 <w:sz w:val="18"/>
                 <w:szCs w:val="24"/>
+                <w:lang w:val="es-CL"/>
               </w:rPr>
               <w:t>DATOS DEL CLIENTE</w:t>
             </w:r>
@@ -518,8 +637,51 @@
         </w:tc>
         <w:tc>
           <w:tcPr>
-            <w:tcW w:w="4206" w:type="dxa"/>
-            <w:gridSpan w:val="3"/>
+            <w:tcW w:w="5139" w:type="dxa"/>
+            <w:gridSpan w:val="2"/>
+            <w:tcBorders>
+              <w:top w:val="single" w:sz="4" w:space="0" w:color="D1D5DB"/>
+              <w:left w:val="single" w:sz="4" w:space="0" w:color="D1D5DB"/>
+              <w:bottom w:val="single" w:sz="4" w:space="0" w:color="D1D5DB"/>
+              <w:right w:val="single" w:sz="4" w:space="0" w:color="D1D5DB"/>
+            </w:tcBorders>
+            <w:shd w:val="clear" w:color="auto" w:fill="E36C0A" w:themeFill="accent6" w:themeFillShade="BF"/>
+            <w:tcMar>
+              <w:top w:w="38" w:type="dxa"/>
+              <w:left w:w="50" w:type="dxa"/>
+              <w:bottom w:w="38" w:type="dxa"/>
+              <w:right w:w="50" w:type="dxa"/>
+            </w:tcMar>
+          </w:tcPr>
+          <w:p>
+            <w:pPr>
+              <w:spacing w:after="0"/>
+              <w:rPr>
+                <w:sz w:val="18"/>
+                <w:szCs w:val="24"/>
+                <w:lang w:val="es-CL"/>
+              </w:rPr>
+            </w:pPr>
+            <w:r>
+              <w:rPr>
+                <w:b/>
+                <w:color w:val="FFFFFF"/>
+                <w:sz w:val="18"/>
+                <w:szCs w:val="24"/>
+                <w:lang w:val="es-CL"/>
+              </w:rPr>
+              <w:t>DATOS DEL VEHÍCULO</w:t>
+            </w:r>
+          </w:p>
+        </w:tc>
+      </w:tr>
+      <w:tr>
+        <w:trPr>
+          <w:jc w:val="center"/>
+        </w:trPr>
+        <w:tc>
+          <w:tcPr>
+            <w:tcW w:w="1104" w:type="dxa"/>
             <w:tcBorders>
               <w:top w:val="single" w:sz="4" w:space="0" w:color="D1D5DB"/>
               <w:left w:val="single" w:sz="4" w:space="0" w:color="D1D5DB"/>
@@ -539,29 +701,23 @@
               <w:rPr>
                 <w:sz w:val="18"/>
                 <w:szCs w:val="24"/>
+                <w:lang w:val="es-CL"/>
               </w:rPr>
             </w:pPr>
             <w:r>
               <w:rPr>
                 <w:b/>
-                <w:color w:val="FFFFFF"/>
-                <w:sz w:val="18"/>
-                <w:szCs w:val="24"/>
-              </w:rPr>
-              <w:t>DATOS DEL VEHÍCULO</w:t>
+                <w:color w:val="111827"/>
+                <w:szCs w:val="24"/>
+                <w:lang w:val="es-CL"/>
+              </w:rPr>
+              <w:t>Cliente</w:t>
             </w:r>
           </w:p>
         </w:tc>
-      </w:tr>
-      <w:tr>
-        <w:trPr>
-          <w:gridAfter w:val="1"/>
-          <w:wAfter w:w="1664" w:type="dxa"/>
-          <w:jc w:val="center"/>
-        </w:trPr>
         <w:tc>
           <w:tcPr>
-            <w:tcW w:w="1261" w:type="dxa"/>
+            <w:tcW w:w="4395" w:type="dxa"/>
             <w:tcBorders>
               <w:top w:val="single" w:sz="4" w:space="0" w:color="D1D5DB"/>
               <w:left w:val="single" w:sz="4" w:space="0" w:color="D1D5DB"/>
@@ -581,21 +737,22 @@
               <w:rPr>
                 <w:sz w:val="18"/>
                 <w:szCs w:val="24"/>
+                <w:lang w:val="es-CL"/>
               </w:rPr>
             </w:pPr>
             <w:r>
               <w:rPr>
-                <w:b/>
                 <w:color w:val="111827"/>
                 <w:szCs w:val="24"/>
-              </w:rPr>
-              <w:t>Cliente</w:t>
+                <w:lang w:val="es-CL"/>
+              </w:rPr>
+              <w:t>&lt;&lt;cliente&gt;&gt;</w:t>
             </w:r>
           </w:p>
         </w:tc>
         <w:tc>
           <w:tcPr>
-            <w:tcW w:w="3568" w:type="dxa"/>
+            <w:tcW w:w="992" w:type="dxa"/>
             <w:tcBorders>
               <w:top w:val="single" w:sz="4" w:space="0" w:color="D1D5DB"/>
               <w:left w:val="single" w:sz="4" w:space="0" w:color="D1D5DB"/>
@@ -615,36 +772,23 @@
               <w:rPr>
                 <w:sz w:val="18"/>
                 <w:szCs w:val="24"/>
+                <w:lang w:val="es-CL"/>
               </w:rPr>
             </w:pPr>
             <w:r>
               <w:rPr>
+                <w:b/>
                 <w:color w:val="111827"/>
                 <w:szCs w:val="24"/>
-              </w:rPr>
-              <w:t>&lt;&lt;</w:t>
-            </w:r>
-            <w:proofErr w:type="spellStart"/>
-            <w:r>
-              <w:rPr>
-                <w:color w:val="111827"/>
-                <w:szCs w:val="24"/>
-              </w:rPr>
-              <w:t>cliente</w:t>
-            </w:r>
-            <w:proofErr w:type="spellEnd"/>
-            <w:r>
-              <w:rPr>
-                <w:color w:val="111827"/>
-                <w:szCs w:val="24"/>
-              </w:rPr>
-              <w:t>&gt;&gt;</w:t>
+                <w:lang w:val="es-CL"/>
+              </w:rPr>
+              <w:t>Patente</w:t>
             </w:r>
           </w:p>
         </w:tc>
         <w:tc>
           <w:tcPr>
-            <w:tcW w:w="1456" w:type="dxa"/>
+            <w:tcW w:w="4147" w:type="dxa"/>
             <w:tcBorders>
               <w:top w:val="single" w:sz="4" w:space="0" w:color="D1D5DB"/>
               <w:left w:val="single" w:sz="4" w:space="0" w:color="D1D5DB"/>
@@ -664,22 +808,27 @@
               <w:rPr>
                 <w:sz w:val="18"/>
                 <w:szCs w:val="24"/>
+                <w:lang w:val="es-CL"/>
               </w:rPr>
             </w:pPr>
             <w:r>
               <w:rPr>
-                <w:b/>
                 <w:color w:val="111827"/>
                 <w:szCs w:val="24"/>
-              </w:rPr>
-              <w:t>Patente</w:t>
+                <w:lang w:val="es-CL"/>
+              </w:rPr>
+              <w:t>&lt;&lt;patente&gt;&gt;</w:t>
             </w:r>
           </w:p>
         </w:tc>
+      </w:tr>
+      <w:tr>
+        <w:trPr>
+          <w:jc w:val="center"/>
+        </w:trPr>
         <w:tc>
           <w:tcPr>
-            <w:tcW w:w="2750" w:type="dxa"/>
-            <w:gridSpan w:val="2"/>
+            <w:tcW w:w="1104" w:type="dxa"/>
             <w:tcBorders>
               <w:top w:val="single" w:sz="4" w:space="0" w:color="D1D5DB"/>
               <w:left w:val="single" w:sz="4" w:space="0" w:color="D1D5DB"/>
@@ -699,43 +848,23 @@
               <w:rPr>
                 <w:sz w:val="18"/>
                 <w:szCs w:val="24"/>
+                <w:lang w:val="es-CL"/>
               </w:rPr>
             </w:pPr>
             <w:r>
               <w:rPr>
+                <w:b/>
                 <w:color w:val="111827"/>
                 <w:szCs w:val="24"/>
-              </w:rPr>
-              <w:t>&lt;&lt;</w:t>
-            </w:r>
-            <w:proofErr w:type="spellStart"/>
-            <w:r>
-              <w:rPr>
-                <w:color w:val="111827"/>
-                <w:szCs w:val="24"/>
-              </w:rPr>
-              <w:t>patente</w:t>
-            </w:r>
-            <w:proofErr w:type="spellEnd"/>
-            <w:r>
-              <w:rPr>
-                <w:color w:val="111827"/>
-                <w:szCs w:val="24"/>
-              </w:rPr>
-              <w:t>&gt;&gt;</w:t>
+                <w:lang w:val="es-CL"/>
+              </w:rPr>
+              <w:t>Contacto</w:t>
             </w:r>
           </w:p>
         </w:tc>
-      </w:tr>
-      <w:tr>
-        <w:trPr>
-          <w:gridAfter w:val="1"/>
-          <w:wAfter w:w="1664" w:type="dxa"/>
-          <w:jc w:val="center"/>
-        </w:trPr>
         <w:tc>
           <w:tcPr>
-            <w:tcW w:w="1261" w:type="dxa"/>
+            <w:tcW w:w="4395" w:type="dxa"/>
             <w:tcBorders>
               <w:top w:val="single" w:sz="4" w:space="0" w:color="D1D5DB"/>
               <w:left w:val="single" w:sz="4" w:space="0" w:color="D1D5DB"/>
@@ -755,21 +884,40 @@
               <w:rPr>
                 <w:sz w:val="18"/>
                 <w:szCs w:val="24"/>
+                <w:lang w:val="es-CL"/>
               </w:rPr>
             </w:pPr>
             <w:r>
               <w:rPr>
-                <w:b/>
                 <w:color w:val="111827"/>
                 <w:szCs w:val="24"/>
-              </w:rPr>
-              <w:t>Contacto</w:t>
+                <w:lang w:val="es-CL"/>
+              </w:rPr>
+              <w:t>&lt;&lt;</w:t>
+            </w:r>
+            <w:proofErr w:type="spellStart"/>
+            <w:r>
+              <w:rPr>
+                <w:color w:val="111827"/>
+                <w:szCs w:val="24"/>
+                <w:lang w:val="es-CL"/>
+              </w:rPr>
+              <w:t>contacto_cel</w:t>
+            </w:r>
+            <w:proofErr w:type="spellEnd"/>
+            <w:r>
+              <w:rPr>
+                <w:color w:val="111827"/>
+                <w:szCs w:val="24"/>
+                <w:lang w:val="es-CL"/>
+              </w:rPr>
+              <w:t>&gt;&gt;</w:t>
             </w:r>
           </w:p>
         </w:tc>
         <w:tc>
           <w:tcPr>
-            <w:tcW w:w="3568" w:type="dxa"/>
+            <w:tcW w:w="992" w:type="dxa"/>
             <w:tcBorders>
               <w:top w:val="single" w:sz="4" w:space="0" w:color="D1D5DB"/>
               <w:left w:val="single" w:sz="4" w:space="0" w:color="D1D5DB"/>
@@ -789,36 +937,23 @@
               <w:rPr>
                 <w:sz w:val="18"/>
                 <w:szCs w:val="24"/>
+                <w:lang w:val="es-CL"/>
               </w:rPr>
             </w:pPr>
             <w:r>
               <w:rPr>
+                <w:b/>
                 <w:color w:val="111827"/>
                 <w:szCs w:val="24"/>
-              </w:rPr>
-              <w:t>&lt;&lt;</w:t>
-            </w:r>
-            <w:proofErr w:type="spellStart"/>
-            <w:r>
-              <w:rPr>
-                <w:color w:val="111827"/>
-                <w:szCs w:val="24"/>
-              </w:rPr>
-              <w:t>contacto_cel</w:t>
-            </w:r>
-            <w:proofErr w:type="spellEnd"/>
-            <w:r>
-              <w:rPr>
-                <w:color w:val="111827"/>
-                <w:szCs w:val="24"/>
-              </w:rPr>
-              <w:t>&gt;&gt;</w:t>
+                <w:lang w:val="es-CL"/>
+              </w:rPr>
+              <w:t>Marca</w:t>
             </w:r>
           </w:p>
         </w:tc>
         <w:tc>
           <w:tcPr>
-            <w:tcW w:w="1456" w:type="dxa"/>
+            <w:tcW w:w="4147" w:type="dxa"/>
             <w:tcBorders>
               <w:top w:val="single" w:sz="4" w:space="0" w:color="D1D5DB"/>
               <w:left w:val="single" w:sz="4" w:space="0" w:color="D1D5DB"/>
@@ -838,22 +973,27 @@
               <w:rPr>
                 <w:sz w:val="18"/>
                 <w:szCs w:val="24"/>
+                <w:lang w:val="es-CL"/>
               </w:rPr>
             </w:pPr>
             <w:r>
               <w:rPr>
-                <w:b/>
                 <w:color w:val="111827"/>
                 <w:szCs w:val="24"/>
-              </w:rPr>
-              <w:t>Marca</w:t>
+                <w:lang w:val="es-CL"/>
+              </w:rPr>
+              <w:t>&lt;&lt;marca&gt;&gt;</w:t>
             </w:r>
           </w:p>
         </w:tc>
+      </w:tr>
+      <w:tr>
+        <w:trPr>
+          <w:jc w:val="center"/>
+        </w:trPr>
         <w:tc>
           <w:tcPr>
-            <w:tcW w:w="2750" w:type="dxa"/>
-            <w:gridSpan w:val="2"/>
+            <w:tcW w:w="1104" w:type="dxa"/>
             <w:tcBorders>
               <w:top w:val="single" w:sz="4" w:space="0" w:color="D1D5DB"/>
               <w:left w:val="single" w:sz="4" w:space="0" w:color="D1D5DB"/>
@@ -873,43 +1013,23 @@
               <w:rPr>
                 <w:sz w:val="18"/>
                 <w:szCs w:val="24"/>
+                <w:lang w:val="es-CL"/>
               </w:rPr>
             </w:pPr>
             <w:r>
               <w:rPr>
+                <w:b/>
                 <w:color w:val="111827"/>
                 <w:szCs w:val="24"/>
-              </w:rPr>
-              <w:t>&lt;&lt;</w:t>
-            </w:r>
-            <w:proofErr w:type="spellStart"/>
-            <w:r>
-              <w:rPr>
-                <w:color w:val="111827"/>
-                <w:szCs w:val="24"/>
-              </w:rPr>
-              <w:t>marca</w:t>
-            </w:r>
-            <w:proofErr w:type="spellEnd"/>
-            <w:r>
-              <w:rPr>
-                <w:color w:val="111827"/>
-                <w:szCs w:val="24"/>
-              </w:rPr>
-              <w:t>&gt;&gt;</w:t>
+                <w:lang w:val="es-CL"/>
+              </w:rPr>
+              <w:t>Correo</w:t>
             </w:r>
           </w:p>
         </w:tc>
-      </w:tr>
-      <w:tr>
-        <w:trPr>
-          <w:gridAfter w:val="1"/>
-          <w:wAfter w:w="1664" w:type="dxa"/>
-          <w:jc w:val="center"/>
-        </w:trPr>
         <w:tc>
           <w:tcPr>
-            <w:tcW w:w="1261" w:type="dxa"/>
+            <w:tcW w:w="4395" w:type="dxa"/>
             <w:tcBorders>
               <w:top w:val="single" w:sz="4" w:space="0" w:color="D1D5DB"/>
               <w:left w:val="single" w:sz="4" w:space="0" w:color="D1D5DB"/>
@@ -929,21 +1049,40 @@
               <w:rPr>
                 <w:sz w:val="18"/>
                 <w:szCs w:val="24"/>
+                <w:lang w:val="es-CL"/>
               </w:rPr>
             </w:pPr>
             <w:r>
               <w:rPr>
-                <w:b/>
                 <w:color w:val="111827"/>
                 <w:szCs w:val="24"/>
-              </w:rPr>
-              <w:t>Correo</w:t>
+                <w:lang w:val="es-CL"/>
+              </w:rPr>
+              <w:t>&lt;&lt;</w:t>
+            </w:r>
+            <w:proofErr w:type="spellStart"/>
+            <w:r>
+              <w:rPr>
+                <w:color w:val="111827"/>
+                <w:szCs w:val="24"/>
+                <w:lang w:val="es-CL"/>
+              </w:rPr>
+              <w:t>mail_cliente</w:t>
+            </w:r>
+            <w:proofErr w:type="spellEnd"/>
+            <w:r>
+              <w:rPr>
+                <w:color w:val="111827"/>
+                <w:szCs w:val="24"/>
+                <w:lang w:val="es-CL"/>
+              </w:rPr>
+              <w:t>&gt;&gt;</w:t>
             </w:r>
           </w:p>
         </w:tc>
         <w:tc>
           <w:tcPr>
-            <w:tcW w:w="3568" w:type="dxa"/>
+            <w:tcW w:w="992" w:type="dxa"/>
             <w:tcBorders>
               <w:top w:val="single" w:sz="4" w:space="0" w:color="D1D5DB"/>
               <w:left w:val="single" w:sz="4" w:space="0" w:color="D1D5DB"/>
@@ -963,36 +1102,23 @@
               <w:rPr>
                 <w:sz w:val="18"/>
                 <w:szCs w:val="24"/>
+                <w:lang w:val="es-CL"/>
               </w:rPr>
             </w:pPr>
             <w:r>
               <w:rPr>
+                <w:b/>
                 <w:color w:val="111827"/>
                 <w:szCs w:val="24"/>
-              </w:rPr>
-              <w:t>&lt;&lt;</w:t>
-            </w:r>
-            <w:proofErr w:type="spellStart"/>
-            <w:r>
-              <w:rPr>
-                <w:color w:val="111827"/>
-                <w:szCs w:val="24"/>
-              </w:rPr>
-              <w:t>mail_cliente</w:t>
-            </w:r>
-            <w:proofErr w:type="spellEnd"/>
-            <w:r>
-              <w:rPr>
-                <w:color w:val="111827"/>
-                <w:szCs w:val="24"/>
-              </w:rPr>
-              <w:t>&gt;&gt;</w:t>
+                <w:lang w:val="es-CL"/>
+              </w:rPr>
+              <w:t>Modelo</w:t>
             </w:r>
           </w:p>
         </w:tc>
         <w:tc>
           <w:tcPr>
-            <w:tcW w:w="1456" w:type="dxa"/>
+            <w:tcW w:w="4147" w:type="dxa"/>
             <w:tcBorders>
               <w:top w:val="single" w:sz="4" w:space="0" w:color="D1D5DB"/>
               <w:left w:val="single" w:sz="4" w:space="0" w:color="D1D5DB"/>
@@ -1012,78 +1138,27 @@
               <w:rPr>
                 <w:sz w:val="18"/>
                 <w:szCs w:val="24"/>
+                <w:lang w:val="es-CL"/>
               </w:rPr>
             </w:pPr>
             <w:r>
               <w:rPr>
-                <w:b/>
                 <w:color w:val="111827"/>
                 <w:szCs w:val="24"/>
-              </w:rPr>
-              <w:t>Modelo</w:t>
-            </w:r>
-          </w:p>
-        </w:tc>
-        <w:tc>
-          <w:tcPr>
-            <w:tcW w:w="2750" w:type="dxa"/>
-            <w:gridSpan w:val="2"/>
-            <w:tcBorders>
-              <w:top w:val="single" w:sz="4" w:space="0" w:color="D1D5DB"/>
-              <w:left w:val="single" w:sz="4" w:space="0" w:color="D1D5DB"/>
-              <w:bottom w:val="single" w:sz="4" w:space="0" w:color="D1D5DB"/>
-              <w:right w:val="single" w:sz="4" w:space="0" w:color="D1D5DB"/>
-            </w:tcBorders>
-            <w:tcMar>
-              <w:top w:w="38" w:type="dxa"/>
-              <w:left w:w="50" w:type="dxa"/>
-              <w:bottom w:w="38" w:type="dxa"/>
-              <w:right w:w="50" w:type="dxa"/>
-            </w:tcMar>
-          </w:tcPr>
-          <w:p>
-            <w:pPr>
-              <w:spacing w:after="0"/>
-              <w:rPr>
-                <w:sz w:val="18"/>
-                <w:szCs w:val="24"/>
-              </w:rPr>
-            </w:pPr>
-            <w:r>
-              <w:rPr>
-                <w:color w:val="111827"/>
-                <w:szCs w:val="24"/>
-              </w:rPr>
-              <w:t>&lt;&lt;</w:t>
-            </w:r>
-            <w:proofErr w:type="spellStart"/>
-            <w:r>
-              <w:rPr>
-                <w:color w:val="111827"/>
-                <w:szCs w:val="24"/>
-              </w:rPr>
-              <w:t>modelo</w:t>
-            </w:r>
-            <w:proofErr w:type="spellEnd"/>
-            <w:r>
-              <w:rPr>
-                <w:color w:val="111827"/>
-                <w:szCs w:val="24"/>
-              </w:rPr>
-              <w:t>&gt;&gt;</w:t>
+                <w:lang w:val="es-CL"/>
+              </w:rPr>
+              <w:t>&lt;&lt;modelo&gt;&gt;</w:t>
             </w:r>
           </w:p>
         </w:tc>
       </w:tr>
       <w:tr>
         <w:trPr>
-          <w:gridAfter w:val="1"/>
-          <w:wAfter w:w="1664" w:type="dxa"/>
           <w:jc w:val="center"/>
         </w:trPr>
         <w:tc>
           <w:tcPr>
-            <w:tcW w:w="1261" w:type="dxa"/>
+            <w:tcW w:w="1104" w:type="dxa"/>
             <w:tcBorders>
               <w:top w:val="single" w:sz="4" w:space="0" w:color="D1D5DB"/>
               <w:left w:val="single" w:sz="4" w:space="0" w:color="D1D5DB"/>
@@ -1104,13 +1179,14 @@
               <w:rPr>
                 <w:sz w:val="18"/>
                 <w:szCs w:val="24"/>
+                <w:lang w:val="es-CL"/>
               </w:rPr>
             </w:pPr>
           </w:p>
         </w:tc>
         <w:tc>
           <w:tcPr>
-            <w:tcW w:w="3568" w:type="dxa"/>
+            <w:tcW w:w="4395" w:type="dxa"/>
             <w:tcBorders>
               <w:top w:val="single" w:sz="4" w:space="0" w:color="D1D5DB"/>
               <w:left w:val="single" w:sz="4" w:space="0" w:color="D1D5DB"/>
@@ -1130,13 +1206,14 @@
               <w:rPr>
                 <w:sz w:val="18"/>
                 <w:szCs w:val="24"/>
+                <w:lang w:val="es-CL"/>
               </w:rPr>
             </w:pPr>
           </w:p>
         </w:tc>
         <w:tc>
           <w:tcPr>
-            <w:tcW w:w="1456" w:type="dxa"/>
+            <w:tcW w:w="992" w:type="dxa"/>
             <w:tcBorders>
               <w:top w:val="single" w:sz="4" w:space="0" w:color="D1D5DB"/>
               <w:left w:val="single" w:sz="4" w:space="0" w:color="D1D5DB"/>
@@ -1156,6 +1233,7 @@
               <w:rPr>
                 <w:sz w:val="18"/>
                 <w:szCs w:val="24"/>
+                <w:lang w:val="es-CL"/>
               </w:rPr>
             </w:pPr>
             <w:r>
@@ -1163,6 +1241,7 @@
                 <w:b/>
                 <w:color w:val="111827"/>
                 <w:szCs w:val="24"/>
+                <w:lang w:val="es-CL"/>
               </w:rPr>
               <w:t>Año</w:t>
             </w:r>
@@ -1170,8 +1249,7 @@
         </w:tc>
         <w:tc>
           <w:tcPr>
-            <w:tcW w:w="2750" w:type="dxa"/>
-            <w:gridSpan w:val="2"/>
+            <w:tcW w:w="4147" w:type="dxa"/>
             <w:tcBorders>
               <w:top w:val="single" w:sz="4" w:space="0" w:color="D1D5DB"/>
               <w:left w:val="single" w:sz="4" w:space="0" w:color="D1D5DB"/>
@@ -1191,12 +1269,14 @@
               <w:rPr>
                 <w:sz w:val="18"/>
                 <w:szCs w:val="24"/>
+                <w:lang w:val="es-CL"/>
               </w:rPr>
             </w:pPr>
             <w:r>
               <w:rPr>
                 <w:color w:val="111827"/>
                 <w:szCs w:val="24"/>
+                <w:lang w:val="es-CL"/>
               </w:rPr>
               <w:t>&lt;&lt;</w:t>
             </w:r>
@@ -1205,6 +1285,7 @@
               <w:rPr>
                 <w:color w:val="111827"/>
                 <w:szCs w:val="24"/>
+                <w:lang w:val="es-CL"/>
               </w:rPr>
               <w:t>anio</w:t>
             </w:r>
@@ -1213,6 +1294,7 @@
               <w:rPr>
                 <w:color w:val="111827"/>
                 <w:szCs w:val="24"/>
+                <w:lang w:val="es-CL"/>
               </w:rPr>
               <w:t>&gt;&gt;</w:t>
             </w:r>
@@ -1221,13 +1303,11 @@
       </w:tr>
       <w:tr>
         <w:trPr>
-          <w:gridAfter w:val="1"/>
-          <w:wAfter w:w="1664" w:type="dxa"/>
           <w:jc w:val="center"/>
         </w:trPr>
         <w:tc>
           <w:tcPr>
-            <w:tcW w:w="1261" w:type="dxa"/>
+            <w:tcW w:w="1104" w:type="dxa"/>
             <w:tcBorders>
               <w:top w:val="single" w:sz="4" w:space="0" w:color="D1D5DB"/>
               <w:left w:val="single" w:sz="4" w:space="0" w:color="D1D5DB"/>
@@ -1248,13 +1328,14 @@
               <w:rPr>
                 <w:sz w:val="18"/>
                 <w:szCs w:val="24"/>
+                <w:lang w:val="es-CL"/>
               </w:rPr>
             </w:pPr>
           </w:p>
         </w:tc>
         <w:tc>
           <w:tcPr>
-            <w:tcW w:w="3568" w:type="dxa"/>
+            <w:tcW w:w="4395" w:type="dxa"/>
             <w:tcBorders>
               <w:top w:val="single" w:sz="4" w:space="0" w:color="D1D5DB"/>
               <w:left w:val="single" w:sz="4" w:space="0" w:color="D1D5DB"/>
@@ -1274,13 +1355,14 @@
               <w:rPr>
                 <w:sz w:val="18"/>
                 <w:szCs w:val="24"/>
+                <w:lang w:val="es-CL"/>
               </w:rPr>
             </w:pPr>
           </w:p>
         </w:tc>
         <w:tc>
           <w:tcPr>
-            <w:tcW w:w="1456" w:type="dxa"/>
+            <w:tcW w:w="992" w:type="dxa"/>
             <w:tcBorders>
               <w:top w:val="single" w:sz="4" w:space="0" w:color="D1D5DB"/>
               <w:left w:val="single" w:sz="4" w:space="0" w:color="D1D5DB"/>
@@ -1300,6 +1382,7 @@
               <w:rPr>
                 <w:sz w:val="18"/>
                 <w:szCs w:val="24"/>
+                <w:lang w:val="es-CL"/>
               </w:rPr>
             </w:pPr>
             <w:r>
@@ -1307,6 +1390,7 @@
                 <w:b/>
                 <w:color w:val="111827"/>
                 <w:szCs w:val="24"/>
+                <w:lang w:val="es-CL"/>
               </w:rPr>
               <w:t>Kilometraje</w:t>
             </w:r>
@@ -1314,8 +1398,7 @@
         </w:tc>
         <w:tc>
           <w:tcPr>
-            <w:tcW w:w="2750" w:type="dxa"/>
-            <w:gridSpan w:val="2"/>
+            <w:tcW w:w="4147" w:type="dxa"/>
             <w:tcBorders>
               <w:top w:val="single" w:sz="4" w:space="0" w:color="D1D5DB"/>
               <w:left w:val="single" w:sz="4" w:space="0" w:color="D1D5DB"/>
@@ -1335,43 +1418,27 @@
               <w:rPr>
                 <w:sz w:val="18"/>
                 <w:szCs w:val="24"/>
+                <w:lang w:val="es-CL"/>
               </w:rPr>
             </w:pPr>
             <w:r>
               <w:rPr>
                 <w:color w:val="111827"/>
                 <w:szCs w:val="24"/>
-              </w:rPr>
-              <w:t>&lt;&lt;</w:t>
-            </w:r>
-            <w:proofErr w:type="spellStart"/>
-            <w:r>
-              <w:rPr>
-                <w:color w:val="111827"/>
-                <w:szCs w:val="24"/>
-              </w:rPr>
-              <w:t>kilometraje</w:t>
-            </w:r>
-            <w:proofErr w:type="spellEnd"/>
-            <w:r>
-              <w:rPr>
-                <w:color w:val="111827"/>
-                <w:szCs w:val="24"/>
-              </w:rPr>
-              <w:t>&gt;&gt;</w:t>
+                <w:lang w:val="es-CL"/>
+              </w:rPr>
+              <w:t>&lt;&lt;kilometraje&gt;&gt;</w:t>
             </w:r>
           </w:p>
         </w:tc>
       </w:tr>
       <w:tr>
         <w:trPr>
-          <w:gridAfter w:val="1"/>
-          <w:wAfter w:w="1664" w:type="dxa"/>
           <w:jc w:val="center"/>
         </w:trPr>
         <w:tc>
           <w:tcPr>
-            <w:tcW w:w="1261" w:type="dxa"/>
+            <w:tcW w:w="1104" w:type="dxa"/>
             <w:tcBorders>
               <w:top w:val="single" w:sz="4" w:space="0" w:color="D1D5DB"/>
               <w:left w:val="single" w:sz="4" w:space="0" w:color="D1D5DB"/>
@@ -1392,13 +1459,14 @@
               <w:rPr>
                 <w:sz w:val="18"/>
                 <w:szCs w:val="24"/>
+                <w:lang w:val="es-CL"/>
               </w:rPr>
             </w:pPr>
           </w:p>
         </w:tc>
         <w:tc>
           <w:tcPr>
-            <w:tcW w:w="3568" w:type="dxa"/>
+            <w:tcW w:w="4395" w:type="dxa"/>
             <w:tcBorders>
               <w:top w:val="single" w:sz="4" w:space="0" w:color="D1D5DB"/>
               <w:left w:val="single" w:sz="4" w:space="0" w:color="D1D5DB"/>
@@ -1418,13 +1486,14 @@
               <w:rPr>
                 <w:sz w:val="18"/>
                 <w:szCs w:val="24"/>
+                <w:lang w:val="es-CL"/>
               </w:rPr>
             </w:pPr>
           </w:p>
         </w:tc>
         <w:tc>
           <w:tcPr>
-            <w:tcW w:w="1456" w:type="dxa"/>
+            <w:tcW w:w="992" w:type="dxa"/>
             <w:tcBorders>
               <w:top w:val="single" w:sz="4" w:space="0" w:color="D1D5DB"/>
               <w:left w:val="single" w:sz="4" w:space="0" w:color="D1D5DB"/>
@@ -1444,6 +1513,7 @@
               <w:rPr>
                 <w:sz w:val="18"/>
                 <w:szCs w:val="24"/>
+                <w:lang w:val="es-CL"/>
               </w:rPr>
             </w:pPr>
             <w:r>
@@ -1451,6 +1521,7 @@
                 <w:b/>
                 <w:color w:val="111827"/>
                 <w:szCs w:val="24"/>
+                <w:lang w:val="es-CL"/>
               </w:rPr>
               <w:t>VIN</w:t>
             </w:r>
@@ -1458,8 +1529,7 @@
         </w:tc>
         <w:tc>
           <w:tcPr>
-            <w:tcW w:w="2750" w:type="dxa"/>
-            <w:gridSpan w:val="2"/>
+            <w:tcW w:w="4147" w:type="dxa"/>
             <w:tcBorders>
               <w:top w:val="single" w:sz="4" w:space="0" w:color="D1D5DB"/>
               <w:left w:val="single" w:sz="4" w:space="0" w:color="D1D5DB"/>
@@ -1479,26 +1549,32 @@
               <w:rPr>
                 <w:sz w:val="18"/>
                 <w:szCs w:val="24"/>
+                <w:lang w:val="es-CL"/>
               </w:rPr>
             </w:pPr>
             <w:r>
               <w:rPr>
                 <w:color w:val="111827"/>
                 <w:szCs w:val="24"/>
+                <w:lang w:val="es-CL"/>
               </w:rPr>
               <w:t>&lt;&lt;</w:t>
             </w:r>
+            <w:proofErr w:type="spellStart"/>
             <w:r>
               <w:rPr>
                 <w:color w:val="111827"/>
                 <w:szCs w:val="24"/>
+                <w:lang w:val="es-CL"/>
               </w:rPr>
               <w:t>vin</w:t>
             </w:r>
+            <w:proofErr w:type="spellEnd"/>
             <w:r>
               <w:rPr>
                 <w:color w:val="111827"/>
                 <w:szCs w:val="24"/>
+                <w:lang w:val="es-CL"/>
               </w:rPr>
               <w:t>&gt;&gt;</w:t>
             </w:r>
@@ -1515,6 +1591,7 @@
         <w:rPr>
           <w:sz w:val="18"/>
           <w:szCs w:val="24"/>
+          <w:lang w:val="es-CL"/>
         </w:rPr>
       </w:pPr>
       <w:r>
@@ -1523,6 +1600,7 @@
           <w:color w:val="111827"/>
           <w:sz w:val="20"/>
           <w:szCs w:val="24"/>
+          <w:lang w:val="es-CL"/>
         </w:rPr>
         <w:t>MANO DE OBRA / TRABAJOS A REALIZAR</w:t>
       </w:r>
@@ -1532,6 +1610,7 @@
           <w:color w:val="111827"/>
           <w:sz w:val="20"/>
           <w:szCs w:val="24"/>
+          <w:lang w:val="es-CL"/>
         </w:rPr>
         <w:tab/>
       </w:r>
@@ -1575,6 +1654,7 @@
               <w:rPr>
                 <w:sz w:val="18"/>
                 <w:szCs w:val="24"/>
+                <w:lang w:val="es-CL"/>
               </w:rPr>
             </w:pPr>
             <w:r>
@@ -1582,6 +1662,7 @@
                 <w:b/>
                 <w:color w:val="FFFFFF"/>
                 <w:szCs w:val="24"/>
+                <w:lang w:val="es-CL"/>
               </w:rPr>
               <w:t>Descripción</w:t>
             </w:r>
@@ -1611,6 +1692,7 @@
               <w:rPr>
                 <w:sz w:val="18"/>
                 <w:szCs w:val="24"/>
+                <w:lang w:val="es-CL"/>
               </w:rPr>
             </w:pPr>
             <w:r>
@@ -1618,6 +1700,7 @@
                 <w:b/>
                 <w:color w:val="FFFFFF"/>
                 <w:szCs w:val="24"/>
+                <w:lang w:val="es-CL"/>
               </w:rPr>
               <w:t>Cant.</w:t>
             </w:r>
@@ -1647,6 +1730,7 @@
               <w:rPr>
                 <w:sz w:val="18"/>
                 <w:szCs w:val="24"/>
+                <w:lang w:val="es-CL"/>
               </w:rPr>
             </w:pPr>
             <w:r>
@@ -1654,6 +1738,7 @@
                 <w:b/>
                 <w:color w:val="FFFFFF"/>
                 <w:szCs w:val="24"/>
+                <w:lang w:val="es-CL"/>
               </w:rPr>
               <w:t>Valor unitario</w:t>
             </w:r>
@@ -1683,6 +1768,7 @@
               <w:rPr>
                 <w:sz w:val="18"/>
                 <w:szCs w:val="24"/>
+                <w:lang w:val="es-CL"/>
               </w:rPr>
             </w:pPr>
             <w:r>
@@ -1690,6 +1776,7 @@
                 <w:b/>
                 <w:color w:val="FFFFFF"/>
                 <w:szCs w:val="24"/>
+                <w:lang w:val="es-CL"/>
               </w:rPr>
               <w:t>Total</w:t>
             </w:r>
@@ -1716,6 +1803,7 @@
               <w:rPr>
                 <w:sz w:val="18"/>
                 <w:szCs w:val="24"/>
+                <w:lang w:val="es-CL"/>
               </w:rPr>
             </w:pPr>
             <w:r>
@@ -1723,8 +1811,89 @@
                 <w:color w:val="FFFFFF"/>
                 <w:sz w:val="4"/>
                 <w:szCs w:val="24"/>
-              </w:rPr>
-              <w:t>{%tr for item in mano_obra %}</w:t>
+                <w:lang w:val="es-CL"/>
+              </w:rPr>
+              <w:t>{%</w:t>
+            </w:r>
+            <w:proofErr w:type="spellStart"/>
+            <w:r>
+              <w:rPr>
+                <w:color w:val="FFFFFF"/>
+                <w:sz w:val="4"/>
+                <w:szCs w:val="24"/>
+                <w:lang w:val="es-CL"/>
+              </w:rPr>
+              <w:t>tr</w:t>
+            </w:r>
+            <w:proofErr w:type="spellEnd"/>
+            <w:r>
+              <w:rPr>
+                <w:color w:val="FFFFFF"/>
+                <w:sz w:val="4"/>
+                <w:szCs w:val="24"/>
+                <w:lang w:val="es-CL"/>
+              </w:rPr>
+              <w:t xml:space="preserve"> </w:t>
+            </w:r>
+            <w:proofErr w:type="spellStart"/>
+            <w:r>
+              <w:rPr>
+                <w:color w:val="FFFFFF"/>
+                <w:sz w:val="4"/>
+                <w:szCs w:val="24"/>
+                <w:lang w:val="es-CL"/>
+              </w:rPr>
+              <w:t>for</w:t>
+            </w:r>
+            <w:proofErr w:type="spellEnd"/>
+            <w:r>
+              <w:rPr>
+                <w:color w:val="FFFFFF"/>
+                <w:sz w:val="4"/>
+                <w:szCs w:val="24"/>
+                <w:lang w:val="es-CL"/>
+              </w:rPr>
+              <w:t xml:space="preserve"> </w:t>
+            </w:r>
+            <w:proofErr w:type="spellStart"/>
+            <w:r>
+              <w:rPr>
+                <w:color w:val="FFFFFF"/>
+                <w:sz w:val="4"/>
+                <w:szCs w:val="24"/>
+                <w:lang w:val="es-CL"/>
+              </w:rPr>
+              <w:t>item</w:t>
+            </w:r>
+            <w:proofErr w:type="spellEnd"/>
+            <w:r>
+              <w:rPr>
+                <w:color w:val="FFFFFF"/>
+                <w:sz w:val="4"/>
+                <w:szCs w:val="24"/>
+                <w:lang w:val="es-CL"/>
+              </w:rPr>
+              <w:t xml:space="preserve"> in </w:t>
+            </w:r>
+            <w:proofErr w:type="spellStart"/>
+            <w:r>
+              <w:rPr>
+                <w:color w:val="FFFFFF"/>
+                <w:sz w:val="4"/>
+                <w:szCs w:val="24"/>
+                <w:lang w:val="es-CL"/>
+              </w:rPr>
+              <w:t>mano_obra</w:t>
+            </w:r>
+            <w:proofErr w:type="spellEnd"/>
+            <w:r>
+              <w:rPr>
+                <w:color w:val="FFFFFF"/>
+                <w:sz w:val="4"/>
+                <w:szCs w:val="24"/>
+                <w:lang w:val="es-CL"/>
+              </w:rPr>
+              <w:t xml:space="preserve"> %}</w:t>
             </w:r>
           </w:p>
         </w:tc>
@@ -1743,6 +1912,7 @@
               <w:rPr>
                 <w:sz w:val="18"/>
                 <w:szCs w:val="24"/>
+                <w:lang w:val="es-CL"/>
               </w:rPr>
             </w:pPr>
           </w:p>
@@ -1762,6 +1932,7 @@
               <w:rPr>
                 <w:sz w:val="18"/>
                 <w:szCs w:val="24"/>
+                <w:lang w:val="es-CL"/>
               </w:rPr>
             </w:pPr>
           </w:p>
@@ -1781,6 +1952,7 @@
               <w:rPr>
                 <w:sz w:val="18"/>
                 <w:szCs w:val="24"/>
+                <w:lang w:val="es-CL"/>
               </w:rPr>
             </w:pPr>
           </w:p>
@@ -1812,12 +1984,14 @@
               <w:rPr>
                 <w:sz w:val="18"/>
                 <w:szCs w:val="24"/>
+                <w:lang w:val="es-CL"/>
               </w:rPr>
             </w:pPr>
             <w:r>
               <w:rPr>
                 <w:color w:val="111827"/>
                 <w:szCs w:val="24"/>
+                <w:lang w:val="es-CL"/>
               </w:rPr>
               <w:t>&lt;&lt;</w:t>
             </w:r>
@@ -1827,6 +2001,7 @@
               <w:rPr>
                 <w:color w:val="111827"/>
                 <w:szCs w:val="24"/>
+                <w:lang w:val="es-CL"/>
               </w:rPr>
               <w:t>item.descripcion</w:t>
             </w:r>
@@ -1836,6 +2011,7 @@
               <w:rPr>
                 <w:color w:val="111827"/>
                 <w:szCs w:val="24"/>
+                <w:lang w:val="es-CL"/>
               </w:rPr>
               <w:t>&gt;&gt;</w:t>
             </w:r>
@@ -1864,12 +2040,14 @@
               <w:rPr>
                 <w:sz w:val="18"/>
                 <w:szCs w:val="24"/>
+                <w:lang w:val="es-CL"/>
               </w:rPr>
             </w:pPr>
             <w:r>
               <w:rPr>
                 <w:color w:val="111827"/>
                 <w:szCs w:val="24"/>
+                <w:lang w:val="es-CL"/>
               </w:rPr>
               <w:t>&lt;&lt;</w:t>
             </w:r>
@@ -1879,6 +2057,7 @@
               <w:rPr>
                 <w:color w:val="111827"/>
                 <w:szCs w:val="24"/>
+                <w:lang w:val="es-CL"/>
               </w:rPr>
               <w:t>item.cantidad</w:t>
             </w:r>
@@ -1888,6 +2067,7 @@
               <w:rPr>
                 <w:color w:val="111827"/>
                 <w:szCs w:val="24"/>
+                <w:lang w:val="es-CL"/>
               </w:rPr>
               <w:t>&gt;&gt;</w:t>
             </w:r>
@@ -1916,12 +2096,14 @@
               <w:rPr>
                 <w:sz w:val="18"/>
                 <w:szCs w:val="24"/>
+                <w:lang w:val="es-CL"/>
               </w:rPr>
             </w:pPr>
             <w:r>
               <w:rPr>
                 <w:color w:val="111827"/>
                 <w:szCs w:val="24"/>
+                <w:lang w:val="es-CL"/>
               </w:rPr>
               <w:t>&lt;&lt;</w:t>
             </w:r>
@@ -1931,6 +2113,7 @@
               <w:rPr>
                 <w:color w:val="111827"/>
                 <w:szCs w:val="24"/>
+                <w:lang w:val="es-CL"/>
               </w:rPr>
               <w:t>item.valor</w:t>
             </w:r>
@@ -1939,6 +2122,7 @@
               <w:rPr>
                 <w:color w:val="111827"/>
                 <w:szCs w:val="24"/>
+                <w:lang w:val="es-CL"/>
               </w:rPr>
               <w:t>_unitario</w:t>
             </w:r>
@@ -1947,6 +2131,7 @@
               <w:rPr>
                 <w:color w:val="111827"/>
                 <w:szCs w:val="24"/>
+                <w:lang w:val="es-CL"/>
               </w:rPr>
               <w:t>&gt;&gt;</w:t>
             </w:r>
@@ -1975,12 +2160,14 @@
               <w:rPr>
                 <w:sz w:val="18"/>
                 <w:szCs w:val="24"/>
+                <w:lang w:val="es-CL"/>
               </w:rPr>
             </w:pPr>
             <w:r>
               <w:rPr>
                 <w:color w:val="111827"/>
                 <w:szCs w:val="24"/>
+                <w:lang w:val="es-CL"/>
               </w:rPr>
               <w:t>&lt;&lt;</w:t>
             </w:r>
@@ -1990,6 +2177,7 @@
               <w:rPr>
                 <w:color w:val="111827"/>
                 <w:szCs w:val="24"/>
+                <w:lang w:val="es-CL"/>
               </w:rPr>
               <w:t>item.total</w:t>
             </w:r>
@@ -1999,6 +2187,7 @@
               <w:rPr>
                 <w:color w:val="111827"/>
                 <w:szCs w:val="24"/>
+                <w:lang w:val="es-CL"/>
               </w:rPr>
               <w:t>&gt;&gt;</w:t>
             </w:r>
@@ -2025,6 +2214,7 @@
               <w:rPr>
                 <w:sz w:val="18"/>
                 <w:szCs w:val="24"/>
+                <w:lang w:val="es-CL"/>
               </w:rPr>
             </w:pPr>
             <w:r>
@@ -2032,8 +2222,49 @@
                 <w:color w:val="FFFFFF"/>
                 <w:sz w:val="4"/>
                 <w:szCs w:val="24"/>
-              </w:rPr>
-              <w:t>{%tr endfor %}</w:t>
+                <w:lang w:val="es-CL"/>
+              </w:rPr>
+              <w:t>{%</w:t>
+            </w:r>
+            <w:proofErr w:type="spellStart"/>
+            <w:r>
+              <w:rPr>
+                <w:color w:val="FFFFFF"/>
+                <w:sz w:val="4"/>
+                <w:szCs w:val="24"/>
+                <w:lang w:val="es-CL"/>
+              </w:rPr>
+              <w:t>tr</w:t>
+            </w:r>
+            <w:proofErr w:type="spellEnd"/>
+            <w:r>
+              <w:rPr>
+                <w:color w:val="FFFFFF"/>
+                <w:sz w:val="4"/>
+                <w:szCs w:val="24"/>
+                <w:lang w:val="es-CL"/>
+              </w:rPr>
+              <w:t xml:space="preserve"> </w:t>
+            </w:r>
+            <w:proofErr w:type="spellStart"/>
+            <w:r>
+              <w:rPr>
+                <w:color w:val="FFFFFF"/>
+                <w:sz w:val="4"/>
+                <w:szCs w:val="24"/>
+                <w:lang w:val="es-CL"/>
+              </w:rPr>
+              <w:t>endfor</w:t>
+            </w:r>
+            <w:proofErr w:type="spellEnd"/>
+            <w:r>
+              <w:rPr>
+                <w:color w:val="FFFFFF"/>
+                <w:sz w:val="4"/>
+                <w:szCs w:val="24"/>
+                <w:lang w:val="es-CL"/>
+              </w:rPr>
+              <w:t xml:space="preserve"> %}</w:t>
             </w:r>
           </w:p>
         </w:tc>
@@ -2052,6 +2283,7 @@
               <w:rPr>
                 <w:sz w:val="18"/>
                 <w:szCs w:val="24"/>
+                <w:lang w:val="es-CL"/>
               </w:rPr>
             </w:pPr>
           </w:p>
@@ -2071,6 +2303,7 @@
               <w:rPr>
                 <w:sz w:val="18"/>
                 <w:szCs w:val="24"/>
+                <w:lang w:val="es-CL"/>
               </w:rPr>
             </w:pPr>
           </w:p>
@@ -2090,6 +2323,7 @@
               <w:rPr>
                 <w:sz w:val="18"/>
                 <w:szCs w:val="24"/>
+                <w:lang w:val="es-CL"/>
               </w:rPr>
             </w:pPr>
           </w:p>
@@ -2102,6 +2336,7 @@
         <w:rPr>
           <w:sz w:val="18"/>
           <w:szCs w:val="24"/>
+          <w:lang w:val="es-CL"/>
         </w:rPr>
       </w:pPr>
       <w:r>
@@ -2110,6 +2345,7 @@
           <w:color w:val="111827"/>
           <w:sz w:val="20"/>
           <w:szCs w:val="24"/>
+          <w:lang w:val="es-CL"/>
         </w:rPr>
         <w:t>REPUESTOS COMPROMETIDOS</w:t>
       </w:r>
@@ -2153,6 +2389,7 @@
               <w:rPr>
                 <w:sz w:val="18"/>
                 <w:szCs w:val="24"/>
+                <w:lang w:val="es-CL"/>
               </w:rPr>
             </w:pPr>
             <w:r>
@@ -2160,6 +2397,7 @@
                 <w:b/>
                 <w:color w:val="FFFFFF"/>
                 <w:szCs w:val="24"/>
+                <w:lang w:val="es-CL"/>
               </w:rPr>
               <w:t>Descripción</w:t>
             </w:r>
@@ -2189,6 +2427,7 @@
               <w:rPr>
                 <w:sz w:val="18"/>
                 <w:szCs w:val="24"/>
+                <w:lang w:val="es-CL"/>
               </w:rPr>
             </w:pPr>
             <w:r>
@@ -2196,6 +2435,7 @@
                 <w:b/>
                 <w:color w:val="FFFFFF"/>
                 <w:szCs w:val="24"/>
+                <w:lang w:val="es-CL"/>
               </w:rPr>
               <w:t>Cant.</w:t>
             </w:r>
@@ -2225,6 +2465,7 @@
               <w:rPr>
                 <w:sz w:val="18"/>
                 <w:szCs w:val="24"/>
+                <w:lang w:val="es-CL"/>
               </w:rPr>
             </w:pPr>
             <w:r>
@@ -2232,6 +2473,7 @@
                 <w:b/>
                 <w:color w:val="FFFFFF"/>
                 <w:szCs w:val="24"/>
+                <w:lang w:val="es-CL"/>
               </w:rPr>
               <w:t>Valor unitario</w:t>
             </w:r>
@@ -2261,6 +2503,7 @@
               <w:rPr>
                 <w:sz w:val="18"/>
                 <w:szCs w:val="24"/>
+                <w:lang w:val="es-CL"/>
               </w:rPr>
             </w:pPr>
             <w:r>
@@ -2268,6 +2511,7 @@
                 <w:b/>
                 <w:color w:val="FFFFFF"/>
                 <w:szCs w:val="24"/>
+                <w:lang w:val="es-CL"/>
               </w:rPr>
               <w:t>Total</w:t>
             </w:r>
@@ -2294,6 +2538,7 @@
               <w:rPr>
                 <w:sz w:val="18"/>
                 <w:szCs w:val="24"/>
+                <w:lang w:val="es-CL"/>
               </w:rPr>
             </w:pPr>
             <w:r>
@@ -2301,8 +2546,69 @@
                 <w:color w:val="FFFFFF"/>
                 <w:sz w:val="4"/>
                 <w:szCs w:val="24"/>
-              </w:rPr>
-              <w:t>{%tr for item in repuestos %}</w:t>
+                <w:lang w:val="es-CL"/>
+              </w:rPr>
+              <w:t>{%</w:t>
+            </w:r>
+            <w:proofErr w:type="spellStart"/>
+            <w:r>
+              <w:rPr>
+                <w:color w:val="FFFFFF"/>
+                <w:sz w:val="4"/>
+                <w:szCs w:val="24"/>
+                <w:lang w:val="es-CL"/>
+              </w:rPr>
+              <w:t>tr</w:t>
+            </w:r>
+            <w:proofErr w:type="spellEnd"/>
+            <w:r>
+              <w:rPr>
+                <w:color w:val="FFFFFF"/>
+                <w:sz w:val="4"/>
+                <w:szCs w:val="24"/>
+                <w:lang w:val="es-CL"/>
+              </w:rPr>
+              <w:t xml:space="preserve"> </w:t>
+            </w:r>
+            <w:proofErr w:type="spellStart"/>
+            <w:r>
+              <w:rPr>
+                <w:color w:val="FFFFFF"/>
+                <w:sz w:val="4"/>
+                <w:szCs w:val="24"/>
+                <w:lang w:val="es-CL"/>
+              </w:rPr>
+              <w:t>for</w:t>
+            </w:r>
+            <w:proofErr w:type="spellEnd"/>
+            <w:r>
+              <w:rPr>
+                <w:color w:val="FFFFFF"/>
+                <w:sz w:val="4"/>
+                <w:szCs w:val="24"/>
+                <w:lang w:val="es-CL"/>
+              </w:rPr>
+              <w:t xml:space="preserve"> </w:t>
+            </w:r>
+            <w:proofErr w:type="spellStart"/>
+            <w:r>
+              <w:rPr>
+                <w:color w:val="FFFFFF"/>
+                <w:sz w:val="4"/>
+                <w:szCs w:val="24"/>
+                <w:lang w:val="es-CL"/>
+              </w:rPr>
+              <w:t>item</w:t>
+            </w:r>
+            <w:proofErr w:type="spellEnd"/>
+            <w:r>
+              <w:rPr>
+                <w:color w:val="FFFFFF"/>
+                <w:sz w:val="4"/>
+                <w:szCs w:val="24"/>
+                <w:lang w:val="es-CL"/>
+              </w:rPr>
+              <w:t xml:space="preserve"> in repuestos %}</w:t>
             </w:r>
           </w:p>
         </w:tc>
@@ -2321,6 +2627,7 @@
               <w:rPr>
                 <w:sz w:val="18"/>
                 <w:szCs w:val="24"/>
+                <w:lang w:val="es-CL"/>
               </w:rPr>
             </w:pPr>
           </w:p>
@@ -2340,6 +2647,7 @@
               <w:rPr>
                 <w:sz w:val="18"/>
                 <w:szCs w:val="24"/>
+                <w:lang w:val="es-CL"/>
               </w:rPr>
             </w:pPr>
           </w:p>
@@ -2359,6 +2667,7 @@
               <w:rPr>
                 <w:sz w:val="18"/>
                 <w:szCs w:val="24"/>
+                <w:lang w:val="es-CL"/>
               </w:rPr>
             </w:pPr>
           </w:p>
@@ -2390,12 +2699,14 @@
               <w:rPr>
                 <w:sz w:val="18"/>
                 <w:szCs w:val="24"/>
+                <w:lang w:val="es-CL"/>
               </w:rPr>
             </w:pPr>
             <w:r>
               <w:rPr>
                 <w:color w:val="111827"/>
                 <w:szCs w:val="24"/>
+                <w:lang w:val="es-CL"/>
               </w:rPr>
               <w:t>&lt;&lt;</w:t>
             </w:r>
@@ -2405,6 +2716,7 @@
               <w:rPr>
                 <w:color w:val="111827"/>
                 <w:szCs w:val="24"/>
+                <w:lang w:val="es-CL"/>
               </w:rPr>
               <w:t>item.descripcion</w:t>
             </w:r>
@@ -2414,6 +2726,7 @@
               <w:rPr>
                 <w:color w:val="111827"/>
                 <w:szCs w:val="24"/>
+                <w:lang w:val="es-CL"/>
               </w:rPr>
               <w:t>&gt;&gt;</w:t>
             </w:r>
@@ -2442,12 +2755,14 @@
               <w:rPr>
                 <w:sz w:val="18"/>
                 <w:szCs w:val="24"/>
+                <w:lang w:val="es-CL"/>
               </w:rPr>
             </w:pPr>
             <w:r>
               <w:rPr>
                 <w:color w:val="111827"/>
                 <w:szCs w:val="24"/>
+                <w:lang w:val="es-CL"/>
               </w:rPr>
               <w:t>&lt;&lt;</w:t>
             </w:r>
@@ -2457,6 +2772,7 @@
               <w:rPr>
                 <w:color w:val="111827"/>
                 <w:szCs w:val="24"/>
+                <w:lang w:val="es-CL"/>
               </w:rPr>
               <w:t>item.cantidad</w:t>
             </w:r>
@@ -2466,6 +2782,7 @@
               <w:rPr>
                 <w:color w:val="111827"/>
                 <w:szCs w:val="24"/>
+                <w:lang w:val="es-CL"/>
               </w:rPr>
               <w:t>&gt;&gt;</w:t>
             </w:r>
@@ -2494,12 +2811,14 @@
               <w:rPr>
                 <w:sz w:val="18"/>
                 <w:szCs w:val="24"/>
+                <w:lang w:val="es-CL"/>
               </w:rPr>
             </w:pPr>
             <w:r>
               <w:rPr>
                 <w:color w:val="111827"/>
                 <w:szCs w:val="24"/>
+                <w:lang w:val="es-CL"/>
               </w:rPr>
               <w:t>&lt;&lt;</w:t>
             </w:r>
@@ -2509,6 +2828,7 @@
               <w:rPr>
                 <w:color w:val="111827"/>
                 <w:szCs w:val="24"/>
+                <w:lang w:val="es-CL"/>
               </w:rPr>
               <w:t>item.valor</w:t>
             </w:r>
@@ -2517,6 +2837,7 @@
               <w:rPr>
                 <w:color w:val="111827"/>
                 <w:szCs w:val="24"/>
+                <w:lang w:val="es-CL"/>
               </w:rPr>
               <w:t>_unitario</w:t>
             </w:r>
@@ -2525,6 +2846,7 @@
               <w:rPr>
                 <w:color w:val="111827"/>
                 <w:szCs w:val="24"/>
+                <w:lang w:val="es-CL"/>
               </w:rPr>
               <w:t>&gt;&gt;</w:t>
             </w:r>
@@ -2553,12 +2875,14 @@
               <w:rPr>
                 <w:sz w:val="18"/>
                 <w:szCs w:val="24"/>
+                <w:lang w:val="es-CL"/>
               </w:rPr>
             </w:pPr>
             <w:r>
               <w:rPr>
                 <w:color w:val="111827"/>
                 <w:szCs w:val="24"/>
+                <w:lang w:val="es-CL"/>
               </w:rPr>
               <w:t>&lt;&lt;</w:t>
             </w:r>
@@ -2568,6 +2892,7 @@
               <w:rPr>
                 <w:color w:val="111827"/>
                 <w:szCs w:val="24"/>
+                <w:lang w:val="es-CL"/>
               </w:rPr>
               <w:t>item.total</w:t>
             </w:r>
@@ -2577,6 +2902,7 @@
               <w:rPr>
                 <w:color w:val="111827"/>
                 <w:szCs w:val="24"/>
+                <w:lang w:val="es-CL"/>
               </w:rPr>
               <w:t>&gt;&gt;</w:t>
             </w:r>
@@ -2603,6 +2929,7 @@
               <w:rPr>
                 <w:sz w:val="18"/>
                 <w:szCs w:val="24"/>
+                <w:lang w:val="es-CL"/>
               </w:rPr>
             </w:pPr>
             <w:r>
@@ -2610,8 +2937,49 @@
                 <w:color w:val="FFFFFF"/>
                 <w:sz w:val="4"/>
                 <w:szCs w:val="24"/>
-              </w:rPr>
-              <w:t>{%tr endfor %}</w:t>
+                <w:lang w:val="es-CL"/>
+              </w:rPr>
+              <w:t>{%</w:t>
+            </w:r>
+            <w:proofErr w:type="spellStart"/>
+            <w:r>
+              <w:rPr>
+                <w:color w:val="FFFFFF"/>
+                <w:sz w:val="4"/>
+                <w:szCs w:val="24"/>
+                <w:lang w:val="es-CL"/>
+              </w:rPr>
+              <w:t>tr</w:t>
+            </w:r>
+            <w:proofErr w:type="spellEnd"/>
+            <w:r>
+              <w:rPr>
+                <w:color w:val="FFFFFF"/>
+                <w:sz w:val="4"/>
+                <w:szCs w:val="24"/>
+                <w:lang w:val="es-CL"/>
+              </w:rPr>
+              <w:t xml:space="preserve"> </w:t>
+            </w:r>
+            <w:proofErr w:type="spellStart"/>
+            <w:r>
+              <w:rPr>
+                <w:color w:val="FFFFFF"/>
+                <w:sz w:val="4"/>
+                <w:szCs w:val="24"/>
+                <w:lang w:val="es-CL"/>
+              </w:rPr>
+              <w:t>endfor</w:t>
+            </w:r>
+            <w:proofErr w:type="spellEnd"/>
+            <w:r>
+              <w:rPr>
+                <w:color w:val="FFFFFF"/>
+                <w:sz w:val="4"/>
+                <w:szCs w:val="24"/>
+                <w:lang w:val="es-CL"/>
+              </w:rPr>
+              <w:t xml:space="preserve"> %}</w:t>
             </w:r>
           </w:p>
         </w:tc>
@@ -2630,6 +2998,7 @@
               <w:rPr>
                 <w:sz w:val="18"/>
                 <w:szCs w:val="24"/>
+                <w:lang w:val="es-CL"/>
               </w:rPr>
             </w:pPr>
           </w:p>
@@ -2649,6 +3018,7 @@
               <w:rPr>
                 <w:sz w:val="18"/>
                 <w:szCs w:val="24"/>
+                <w:lang w:val="es-CL"/>
               </w:rPr>
             </w:pPr>
           </w:p>
@@ -2668,6 +3038,7 @@
               <w:rPr>
                 <w:sz w:val="18"/>
                 <w:szCs w:val="24"/>
+                <w:lang w:val="es-CL"/>
               </w:rPr>
             </w:pPr>
           </w:p>
@@ -2680,6 +3051,7 @@
         <w:rPr>
           <w:sz w:val="18"/>
           <w:szCs w:val="24"/>
+          <w:lang w:val="es-CL"/>
         </w:rPr>
       </w:pPr>
       <w:r>
@@ -2688,6 +3060,7 @@
           <w:color w:val="111827"/>
           <w:sz w:val="20"/>
           <w:szCs w:val="24"/>
+          <w:lang w:val="es-CL"/>
         </w:rPr>
         <w:t>OTROS SERVICIOS / INSUMOS</w:t>
       </w:r>
@@ -2731,6 +3104,7 @@
               <w:rPr>
                 <w:sz w:val="18"/>
                 <w:szCs w:val="24"/>
+                <w:lang w:val="es-CL"/>
               </w:rPr>
             </w:pPr>
             <w:r>
@@ -2738,6 +3112,7 @@
                 <w:b/>
                 <w:color w:val="FFFFFF"/>
                 <w:szCs w:val="24"/>
+                <w:lang w:val="es-CL"/>
               </w:rPr>
               <w:t>Descripción</w:t>
             </w:r>
@@ -2767,6 +3142,7 @@
               <w:rPr>
                 <w:sz w:val="18"/>
                 <w:szCs w:val="24"/>
+                <w:lang w:val="es-CL"/>
               </w:rPr>
             </w:pPr>
             <w:r>
@@ -2774,6 +3150,7 @@
                 <w:b/>
                 <w:color w:val="FFFFFF"/>
                 <w:szCs w:val="24"/>
+                <w:lang w:val="es-CL"/>
               </w:rPr>
               <w:t>Cant.</w:t>
             </w:r>
@@ -2803,6 +3180,7 @@
               <w:rPr>
                 <w:sz w:val="18"/>
                 <w:szCs w:val="24"/>
+                <w:lang w:val="es-CL"/>
               </w:rPr>
             </w:pPr>
             <w:r>
@@ -2810,6 +3188,7 @@
                 <w:b/>
                 <w:color w:val="FFFFFF"/>
                 <w:szCs w:val="24"/>
+                <w:lang w:val="es-CL"/>
               </w:rPr>
               <w:t>Valor unitario</w:t>
             </w:r>
@@ -2839,6 +3218,7 @@
               <w:rPr>
                 <w:sz w:val="18"/>
                 <w:szCs w:val="24"/>
+                <w:lang w:val="es-CL"/>
               </w:rPr>
             </w:pPr>
             <w:r>
@@ -2846,6 +3226,7 @@
                 <w:b/>
                 <w:color w:val="FFFFFF"/>
                 <w:szCs w:val="24"/>
+                <w:lang w:val="es-CL"/>
               </w:rPr>
               <w:t>Total</w:t>
             </w:r>
@@ -2872,6 +3253,7 @@
               <w:rPr>
                 <w:sz w:val="18"/>
                 <w:szCs w:val="24"/>
+                <w:lang w:val="es-CL"/>
               </w:rPr>
             </w:pPr>
             <w:r>
@@ -2879,8 +3261,69 @@
                 <w:color w:val="FFFFFF"/>
                 <w:sz w:val="4"/>
                 <w:szCs w:val="24"/>
-              </w:rPr>
-              <w:t>{%tr for item in otros %}</w:t>
+                <w:lang w:val="es-CL"/>
+              </w:rPr>
+              <w:t>{%</w:t>
+            </w:r>
+            <w:proofErr w:type="spellStart"/>
+            <w:r>
+              <w:rPr>
+                <w:color w:val="FFFFFF"/>
+                <w:sz w:val="4"/>
+                <w:szCs w:val="24"/>
+                <w:lang w:val="es-CL"/>
+              </w:rPr>
+              <w:t>tr</w:t>
+            </w:r>
+            <w:proofErr w:type="spellEnd"/>
+            <w:r>
+              <w:rPr>
+                <w:color w:val="FFFFFF"/>
+                <w:sz w:val="4"/>
+                <w:szCs w:val="24"/>
+                <w:lang w:val="es-CL"/>
+              </w:rPr>
+              <w:t xml:space="preserve"> </w:t>
+            </w:r>
+            <w:proofErr w:type="spellStart"/>
+            <w:r>
+              <w:rPr>
+                <w:color w:val="FFFFFF"/>
+                <w:sz w:val="4"/>
+                <w:szCs w:val="24"/>
+                <w:lang w:val="es-CL"/>
+              </w:rPr>
+              <w:t>for</w:t>
+            </w:r>
+            <w:proofErr w:type="spellEnd"/>
+            <w:r>
+              <w:rPr>
+                <w:color w:val="FFFFFF"/>
+                <w:sz w:val="4"/>
+                <w:szCs w:val="24"/>
+                <w:lang w:val="es-CL"/>
+              </w:rPr>
+              <w:t xml:space="preserve"> </w:t>
+            </w:r>
+            <w:proofErr w:type="spellStart"/>
+            <w:r>
+              <w:rPr>
+                <w:color w:val="FFFFFF"/>
+                <w:sz w:val="4"/>
+                <w:szCs w:val="24"/>
+                <w:lang w:val="es-CL"/>
+              </w:rPr>
+              <w:t>item</w:t>
+            </w:r>
+            <w:proofErr w:type="spellEnd"/>
+            <w:r>
+              <w:rPr>
+                <w:color w:val="FFFFFF"/>
+                <w:sz w:val="4"/>
+                <w:szCs w:val="24"/>
+                <w:lang w:val="es-CL"/>
+              </w:rPr>
+              <w:t xml:space="preserve"> in otros %}</w:t>
             </w:r>
           </w:p>
         </w:tc>
@@ -2899,6 +3342,7 @@
               <w:rPr>
                 <w:sz w:val="18"/>
                 <w:szCs w:val="24"/>
+                <w:lang w:val="es-CL"/>
               </w:rPr>
             </w:pPr>
           </w:p>
@@ -2918,6 +3362,7 @@
               <w:rPr>
                 <w:sz w:val="18"/>
                 <w:szCs w:val="24"/>
+                <w:lang w:val="es-CL"/>
               </w:rPr>
             </w:pPr>
           </w:p>
@@ -2937,6 +3382,7 @@
               <w:rPr>
                 <w:sz w:val="18"/>
                 <w:szCs w:val="24"/>
+                <w:lang w:val="es-CL"/>
               </w:rPr>
             </w:pPr>
           </w:p>
@@ -2968,12 +3414,14 @@
               <w:rPr>
                 <w:sz w:val="18"/>
                 <w:szCs w:val="24"/>
+                <w:lang w:val="es-CL"/>
               </w:rPr>
             </w:pPr>
             <w:r>
               <w:rPr>
                 <w:color w:val="111827"/>
                 <w:szCs w:val="24"/>
+                <w:lang w:val="es-CL"/>
               </w:rPr>
               <w:t>&lt;&lt;</w:t>
             </w:r>
@@ -2983,6 +3431,7 @@
               <w:rPr>
                 <w:color w:val="111827"/>
                 <w:szCs w:val="24"/>
+                <w:lang w:val="es-CL"/>
               </w:rPr>
               <w:t>item.descripcion</w:t>
             </w:r>
@@ -2992,6 +3441,7 @@
               <w:rPr>
                 <w:color w:val="111827"/>
                 <w:szCs w:val="24"/>
+                <w:lang w:val="es-CL"/>
               </w:rPr>
               <w:t>&gt;&gt;</w:t>
             </w:r>
@@ -3020,12 +3470,14 @@
               <w:rPr>
                 <w:sz w:val="18"/>
                 <w:szCs w:val="24"/>
+                <w:lang w:val="es-CL"/>
               </w:rPr>
             </w:pPr>
             <w:r>
               <w:rPr>
                 <w:color w:val="111827"/>
                 <w:szCs w:val="24"/>
+                <w:lang w:val="es-CL"/>
               </w:rPr>
               <w:t>&lt;&lt;</w:t>
             </w:r>
@@ -3035,6 +3487,7 @@
               <w:rPr>
                 <w:color w:val="111827"/>
                 <w:szCs w:val="24"/>
+                <w:lang w:val="es-CL"/>
               </w:rPr>
               <w:t>item.cantidad</w:t>
             </w:r>
@@ -3044,6 +3497,7 @@
               <w:rPr>
                 <w:color w:val="111827"/>
                 <w:szCs w:val="24"/>
+                <w:lang w:val="es-CL"/>
               </w:rPr>
               <w:t>&gt;&gt;</w:t>
             </w:r>
@@ -3072,12 +3526,14 @@
               <w:rPr>
                 <w:sz w:val="18"/>
                 <w:szCs w:val="24"/>
+                <w:lang w:val="es-CL"/>
               </w:rPr>
             </w:pPr>
             <w:r>
               <w:rPr>
                 <w:color w:val="111827"/>
                 <w:szCs w:val="24"/>
+                <w:lang w:val="es-CL"/>
               </w:rPr>
               <w:t>&lt;&lt;</w:t>
             </w:r>
@@ -3087,6 +3543,7 @@
               <w:rPr>
                 <w:color w:val="111827"/>
                 <w:szCs w:val="24"/>
+                <w:lang w:val="es-CL"/>
               </w:rPr>
               <w:t>item.valor</w:t>
             </w:r>
@@ -3095,6 +3552,7 @@
               <w:rPr>
                 <w:color w:val="111827"/>
                 <w:szCs w:val="24"/>
+                <w:lang w:val="es-CL"/>
               </w:rPr>
               <w:t>_unitario</w:t>
             </w:r>
@@ -3103,6 +3561,7 @@
               <w:rPr>
                 <w:color w:val="111827"/>
                 <w:szCs w:val="24"/>
+                <w:lang w:val="es-CL"/>
               </w:rPr>
               <w:t>&gt;&gt;</w:t>
             </w:r>
@@ -3131,12 +3590,14 @@
               <w:rPr>
                 <w:sz w:val="18"/>
                 <w:szCs w:val="24"/>
+                <w:lang w:val="es-CL"/>
               </w:rPr>
             </w:pPr>
             <w:r>
               <w:rPr>
                 <w:color w:val="111827"/>
                 <w:szCs w:val="24"/>
+                <w:lang w:val="es-CL"/>
               </w:rPr>
               <w:t>&lt;&lt;</w:t>
             </w:r>
@@ -3146,6 +3607,7 @@
               <w:rPr>
                 <w:color w:val="111827"/>
                 <w:szCs w:val="24"/>
+                <w:lang w:val="es-CL"/>
               </w:rPr>
               <w:t>item.total</w:t>
             </w:r>
@@ -3155,6 +3617,7 @@
               <w:rPr>
                 <w:color w:val="111827"/>
                 <w:szCs w:val="24"/>
+                <w:lang w:val="es-CL"/>
               </w:rPr>
               <w:t>&gt;&gt;</w:t>
             </w:r>
@@ -3182,6 +3645,7 @@
               <w:rPr>
                 <w:sz w:val="18"/>
                 <w:szCs w:val="24"/>
+                <w:lang w:val="es-CL"/>
               </w:rPr>
             </w:pPr>
             <w:r>
@@ -3189,8 +3653,49 @@
                 <w:color w:val="FFFFFF"/>
                 <w:sz w:val="4"/>
                 <w:szCs w:val="24"/>
-              </w:rPr>
-              <w:t>{%tr endfor %}</w:t>
+                <w:lang w:val="es-CL"/>
+              </w:rPr>
+              <w:t>{%</w:t>
+            </w:r>
+            <w:proofErr w:type="spellStart"/>
+            <w:r>
+              <w:rPr>
+                <w:color w:val="FFFFFF"/>
+                <w:sz w:val="4"/>
+                <w:szCs w:val="24"/>
+                <w:lang w:val="es-CL"/>
+              </w:rPr>
+              <w:t>tr</w:t>
+            </w:r>
+            <w:proofErr w:type="spellEnd"/>
+            <w:r>
+              <w:rPr>
+                <w:color w:val="FFFFFF"/>
+                <w:sz w:val="4"/>
+                <w:szCs w:val="24"/>
+                <w:lang w:val="es-CL"/>
+              </w:rPr>
+              <w:t xml:space="preserve"> </w:t>
+            </w:r>
+            <w:proofErr w:type="spellStart"/>
+            <w:r>
+              <w:rPr>
+                <w:color w:val="FFFFFF"/>
+                <w:sz w:val="4"/>
+                <w:szCs w:val="24"/>
+                <w:lang w:val="es-CL"/>
+              </w:rPr>
+              <w:t>endfor</w:t>
+            </w:r>
+            <w:proofErr w:type="spellEnd"/>
+            <w:r>
+              <w:rPr>
+                <w:color w:val="FFFFFF"/>
+                <w:sz w:val="4"/>
+                <w:szCs w:val="24"/>
+                <w:lang w:val="es-CL"/>
+              </w:rPr>
+              <w:t xml:space="preserve"> %}</w:t>
             </w:r>
           </w:p>
         </w:tc>
@@ -3210,6 +3715,7 @@
               <w:rPr>
                 <w:sz w:val="18"/>
                 <w:szCs w:val="24"/>
+                <w:lang w:val="es-CL"/>
               </w:rPr>
             </w:pPr>
           </w:p>
@@ -3230,6 +3736,7 @@
               <w:rPr>
                 <w:sz w:val="18"/>
                 <w:szCs w:val="24"/>
+                <w:lang w:val="es-CL"/>
               </w:rPr>
             </w:pPr>
           </w:p>
@@ -3250,6 +3757,7 @@
               <w:rPr>
                 <w:sz w:val="18"/>
                 <w:szCs w:val="24"/>
+                <w:lang w:val="es-CL"/>
               </w:rPr>
             </w:pPr>
           </w:p>
@@ -3262,6 +3770,7 @@
         <w:rPr>
           <w:sz w:val="18"/>
           <w:szCs w:val="24"/>
+          <w:lang w:val="es-CL"/>
         </w:rPr>
       </w:pPr>
       <w:r>
@@ -3270,6 +3779,7 @@
           <w:color w:val="111827"/>
           <w:sz w:val="20"/>
           <w:szCs w:val="24"/>
+          <w:lang w:val="es-CL"/>
         </w:rPr>
         <w:t>OBSERVACIONES</w:t>
       </w:r>
@@ -3314,12 +3824,107 @@
               <w:rPr>
                 <w:sz w:val="18"/>
                 <w:szCs w:val="24"/>
+                <w:lang w:val="es-CL"/>
               </w:rPr>
             </w:pPr>
             <w:r>
               <w:rPr>
                 <w:color w:val="111827"/>
                 <w:szCs w:val="24"/>
+                <w:lang w:val="es-CL"/>
+              </w:rPr>
+              <w:t>&lt;&lt;observaciones&gt;&gt;</w:t>
+            </w:r>
+          </w:p>
+        </w:tc>
+      </w:tr>
+      <w:tr>
+        <w:tblPrEx>
+          <w:jc w:val="right"/>
+        </w:tblPrEx>
+        <w:trPr>
+          <w:jc w:val="right"/>
+        </w:trPr>
+        <w:tc>
+          <w:tcPr>
+            <w:tcW w:w="2160" w:type="dxa"/>
+            <w:tcBorders>
+              <w:top w:val="single" w:sz="4" w:space="0" w:color="D1D5DB"/>
+              <w:left w:val="single" w:sz="4" w:space="0" w:color="D1D5DB"/>
+              <w:bottom w:val="single" w:sz="4" w:space="0" w:color="D1D5DB"/>
+              <w:right w:val="single" w:sz="4" w:space="0" w:color="D1D5DB"/>
+            </w:tcBorders>
+            <w:shd w:val="clear" w:color="auto" w:fill="F3F4F6"/>
+            <w:tcMar>
+              <w:top w:w="45" w:type="dxa"/>
+              <w:left w:w="50" w:type="dxa"/>
+              <w:bottom w:w="45" w:type="dxa"/>
+              <w:right w:w="50" w:type="dxa"/>
+            </w:tcMar>
+          </w:tcPr>
+          <w:p>
+            <w:pPr>
+              <w:spacing w:after="0"/>
+              <w:rPr>
+                <w:sz w:val="18"/>
+                <w:szCs w:val="24"/>
+                <w:lang w:val="es-CL"/>
+              </w:rPr>
+            </w:pPr>
+            <w:proofErr w:type="gramStart"/>
+            <w:r>
+              <w:rPr>
+                <w:b/>
+                <w:color w:val="111827"/>
+                <w:szCs w:val="24"/>
+                <w:lang w:val="es-CL"/>
+              </w:rPr>
+              <w:t>Total</w:t>
+            </w:r>
+            <w:proofErr w:type="gramEnd"/>
+            <w:r>
+              <w:rPr>
+                <w:b/>
+                <w:color w:val="111827"/>
+                <w:szCs w:val="24"/>
+                <w:lang w:val="es-CL"/>
+              </w:rPr>
+              <w:t xml:space="preserve"> mano de obra</w:t>
+            </w:r>
+          </w:p>
+        </w:tc>
+        <w:tc>
+          <w:tcPr>
+            <w:tcW w:w="2088" w:type="dxa"/>
+            <w:gridSpan w:val="2"/>
+            <w:tcBorders>
+              <w:top w:val="single" w:sz="4" w:space="0" w:color="D1D5DB"/>
+              <w:left w:val="single" w:sz="4" w:space="0" w:color="D1D5DB"/>
+              <w:bottom w:val="single" w:sz="4" w:space="0" w:color="D1D5DB"/>
+              <w:right w:val="single" w:sz="4" w:space="0" w:color="D1D5DB"/>
+            </w:tcBorders>
+            <w:tcMar>
+              <w:top w:w="45" w:type="dxa"/>
+              <w:left w:w="50" w:type="dxa"/>
+              <w:bottom w:w="45" w:type="dxa"/>
+              <w:right w:w="50" w:type="dxa"/>
+            </w:tcMar>
+          </w:tcPr>
+          <w:p>
+            <w:pPr>
+              <w:spacing w:after="0"/>
+              <w:jc w:val="right"/>
+              <w:rPr>
+                <w:sz w:val="18"/>
+                <w:szCs w:val="24"/>
+                <w:lang w:val="es-CL"/>
+              </w:rPr>
+            </w:pPr>
+            <w:r>
+              <w:rPr>
+                <w:color w:val="111827"/>
+                <w:szCs w:val="24"/>
+                <w:lang w:val="es-CL"/>
               </w:rPr>
               <w:t>&lt;&lt;</w:t>
             </w:r>
@@ -3328,14 +3933,16 @@
               <w:rPr>
                 <w:color w:val="111827"/>
                 <w:szCs w:val="24"/>
-              </w:rPr>
-              <w:t>observaciones</w:t>
+                <w:lang w:val="es-CL"/>
+              </w:rPr>
+              <w:t>total_mano_obra</w:t>
             </w:r>
             <w:proofErr w:type="spellEnd"/>
             <w:r>
               <w:rPr>
                 <w:color w:val="111827"/>
                 <w:szCs w:val="24"/>
+                <w:lang w:val="es-CL"/>
               </w:rPr>
               <w:t>&gt;&gt;</w:t>
             </w:r>
@@ -3372,15 +3979,28 @@
               <w:rPr>
                 <w:sz w:val="18"/>
                 <w:szCs w:val="24"/>
+                <w:lang w:val="es-CL"/>
               </w:rPr>
             </w:pPr>
+            <w:proofErr w:type="gramStart"/>
             <w:r>
               <w:rPr>
                 <w:b/>
                 <w:color w:val="111827"/>
                 <w:szCs w:val="24"/>
-              </w:rPr>
-              <w:t>Total mano de obra</w:t>
+                <w:lang w:val="es-CL"/>
+              </w:rPr>
+              <w:t>Total</w:t>
+            </w:r>
+            <w:proofErr w:type="gramEnd"/>
+            <w:r>
+              <w:rPr>
+                <w:b/>
+                <w:color w:val="111827"/>
+                <w:szCs w:val="24"/>
+                <w:lang w:val="es-CL"/>
+              </w:rPr>
+              <w:t xml:space="preserve"> repuestos</w:t>
             </w:r>
           </w:p>
         </w:tc>
@@ -3408,12 +4028,14 @@
               <w:rPr>
                 <w:sz w:val="18"/>
                 <w:szCs w:val="24"/>
+                <w:lang w:val="es-CL"/>
               </w:rPr>
             </w:pPr>
             <w:r>
               <w:rPr>
                 <w:color w:val="111827"/>
                 <w:szCs w:val="24"/>
+                <w:lang w:val="es-CL"/>
               </w:rPr>
               <w:t>&lt;&lt;</w:t>
             </w:r>
@@ -3422,14 +4044,16 @@
               <w:rPr>
                 <w:color w:val="111827"/>
                 <w:szCs w:val="24"/>
-              </w:rPr>
-              <w:t>total_mano_obra</w:t>
+                <w:lang w:val="es-CL"/>
+              </w:rPr>
+              <w:t>total_repuestos</w:t>
             </w:r>
             <w:proofErr w:type="spellEnd"/>
             <w:r>
               <w:rPr>
                 <w:color w:val="111827"/>
                 <w:szCs w:val="24"/>
+                <w:lang w:val="es-CL"/>
               </w:rPr>
               <w:t>&gt;&gt;</w:t>
             </w:r>
@@ -3466,15 +4090,28 @@
               <w:rPr>
                 <w:sz w:val="18"/>
                 <w:szCs w:val="24"/>
+                <w:lang w:val="es-CL"/>
               </w:rPr>
             </w:pPr>
+            <w:proofErr w:type="gramStart"/>
             <w:r>
               <w:rPr>
                 <w:b/>
                 <w:color w:val="111827"/>
                 <w:szCs w:val="24"/>
-              </w:rPr>
-              <w:t>Total repuestos</w:t>
+                <w:lang w:val="es-CL"/>
+              </w:rPr>
+              <w:t>Total</w:t>
+            </w:r>
+            <w:proofErr w:type="gramEnd"/>
+            <w:r>
+              <w:rPr>
+                <w:b/>
+                <w:color w:val="111827"/>
+                <w:szCs w:val="24"/>
+                <w:lang w:val="es-CL"/>
+              </w:rPr>
+              <w:t xml:space="preserve"> otros</w:t>
             </w:r>
           </w:p>
         </w:tc>
@@ -3502,12 +4139,14 @@
               <w:rPr>
                 <w:sz w:val="18"/>
                 <w:szCs w:val="24"/>
+                <w:lang w:val="es-CL"/>
               </w:rPr>
             </w:pPr>
             <w:r>
               <w:rPr>
                 <w:color w:val="111827"/>
                 <w:szCs w:val="24"/>
+                <w:lang w:val="es-CL"/>
               </w:rPr>
               <w:t>&lt;&lt;</w:t>
             </w:r>
@@ -3516,14 +4155,16 @@
               <w:rPr>
                 <w:color w:val="111827"/>
                 <w:szCs w:val="24"/>
-              </w:rPr>
-              <w:t>total_repuestos</w:t>
+                <w:lang w:val="es-CL"/>
+              </w:rPr>
+              <w:t>total_otros</w:t>
             </w:r>
             <w:proofErr w:type="spellEnd"/>
             <w:r>
               <w:rPr>
                 <w:color w:val="111827"/>
                 <w:szCs w:val="24"/>
+                <w:lang w:val="es-CL"/>
               </w:rPr>
               <w:t>&gt;&gt;</w:t>
             </w:r>
@@ -3546,7 +4187,7 @@
               <w:bottom w:val="single" w:sz="4" w:space="0" w:color="D1D5DB"/>
               <w:right w:val="single" w:sz="4" w:space="0" w:color="D1D5DB"/>
             </w:tcBorders>
-            <w:shd w:val="clear" w:color="auto" w:fill="F3F4F6"/>
+            <w:shd w:val="clear" w:color="auto" w:fill="E36C0A" w:themeFill="accent6" w:themeFillShade="BF"/>
             <w:tcMar>
               <w:top w:w="45" w:type="dxa"/>
               <w:left w:w="50" w:type="dxa"/>
@@ -3560,15 +4201,30 @@
               <w:rPr>
                 <w:sz w:val="18"/>
                 <w:szCs w:val="24"/>
+                <w:lang w:val="es-CL"/>
               </w:rPr>
             </w:pPr>
+            <w:proofErr w:type="gramStart"/>
             <w:r>
               <w:rPr>
                 <w:b/>
-                <w:color w:val="111827"/>
-                <w:szCs w:val="24"/>
-              </w:rPr>
-              <w:t>Total otros</w:t>
+                <w:color w:val="FFFFFF"/>
+                <w:sz w:val="18"/>
+                <w:szCs w:val="24"/>
+                <w:lang w:val="es-CL"/>
+              </w:rPr>
+              <w:t>TOTAL</w:t>
+            </w:r>
+            <w:proofErr w:type="gramEnd"/>
+            <w:r>
+              <w:rPr>
+                <w:b/>
+                <w:color w:val="FFFFFF"/>
+                <w:sz w:val="18"/>
+                <w:szCs w:val="24"/>
+                <w:lang w:val="es-CL"/>
+              </w:rPr>
+              <w:t xml:space="preserve"> COTIZACIÓN</w:t>
             </w:r>
           </w:p>
         </w:tc>
@@ -3582,6 +4238,7 @@
               <w:bottom w:val="single" w:sz="4" w:space="0" w:color="D1D5DB"/>
               <w:right w:val="single" w:sz="4" w:space="0" w:color="D1D5DB"/>
             </w:tcBorders>
+            <w:shd w:val="clear" w:color="auto" w:fill="E36C0A" w:themeFill="accent6" w:themeFillShade="BF"/>
             <w:tcMar>
               <w:top w:w="45" w:type="dxa"/>
               <w:left w:w="50" w:type="dxa"/>
@@ -3596,64 +4253,7 @@
               <w:rPr>
                 <w:sz w:val="18"/>
                 <w:szCs w:val="24"/>
-              </w:rPr>
-            </w:pPr>
-            <w:r>
-              <w:rPr>
-                <w:color w:val="111827"/>
-                <w:szCs w:val="24"/>
-              </w:rPr>
-              <w:t>&lt;&lt;</w:t>
-            </w:r>
-            <w:proofErr w:type="spellStart"/>
-            <w:r>
-              <w:rPr>
-                <w:color w:val="111827"/>
-                <w:szCs w:val="24"/>
-              </w:rPr>
-              <w:t>total_otros</w:t>
-            </w:r>
-            <w:proofErr w:type="spellEnd"/>
-            <w:r>
-              <w:rPr>
-                <w:color w:val="111827"/>
-                <w:szCs w:val="24"/>
-              </w:rPr>
-              <w:t>&gt;&gt;</w:t>
-            </w:r>
-          </w:p>
-        </w:tc>
-      </w:tr>
-      <w:tr>
-        <w:tblPrEx>
-          <w:jc w:val="right"/>
-        </w:tblPrEx>
-        <w:trPr>
-          <w:jc w:val="right"/>
-        </w:trPr>
-        <w:tc>
-          <w:tcPr>
-            <w:tcW w:w="2160" w:type="dxa"/>
-            <w:tcBorders>
-              <w:top w:val="single" w:sz="4" w:space="0" w:color="D1D5DB"/>
-              <w:left w:val="single" w:sz="4" w:space="0" w:color="D1D5DB"/>
-              <w:bottom w:val="single" w:sz="4" w:space="0" w:color="D1D5DB"/>
-              <w:right w:val="single" w:sz="4" w:space="0" w:color="D1D5DB"/>
-            </w:tcBorders>
-            <w:shd w:val="clear" w:color="auto" w:fill="C55A11"/>
-            <w:tcMar>
-              <w:top w:w="45" w:type="dxa"/>
-              <w:left w:w="50" w:type="dxa"/>
-              <w:bottom w:w="45" w:type="dxa"/>
-              <w:right w:w="50" w:type="dxa"/>
-            </w:tcMar>
-          </w:tcPr>
-          <w:p>
-            <w:pPr>
-              <w:spacing w:after="0"/>
-              <w:rPr>
-                <w:sz w:val="18"/>
-                <w:szCs w:val="24"/>
+                <w:lang w:val="es-CL"/>
               </w:rPr>
             </w:pPr>
             <w:r>
@@ -3662,64 +4262,9 @@
                 <w:color w:val="FFFFFF"/>
                 <w:sz w:val="18"/>
                 <w:szCs w:val="24"/>
-              </w:rPr>
-              <w:t>TOTAL COTIZACIÓN</w:t>
-            </w:r>
-          </w:p>
-        </w:tc>
-        <w:tc>
-          <w:tcPr>
-            <w:tcW w:w="2088" w:type="dxa"/>
-            <w:gridSpan w:val="2"/>
-            <w:tcBorders>
-              <w:top w:val="single" w:sz="4" w:space="0" w:color="D1D5DB"/>
-              <w:left w:val="single" w:sz="4" w:space="0" w:color="D1D5DB"/>
-              <w:bottom w:val="single" w:sz="4" w:space="0" w:color="D1D5DB"/>
-              <w:right w:val="single" w:sz="4" w:space="0" w:color="D1D5DB"/>
-            </w:tcBorders>
-            <w:shd w:val="clear" w:color="auto" w:fill="C55A11"/>
-            <w:tcMar>
-              <w:top w:w="45" w:type="dxa"/>
-              <w:left w:w="50" w:type="dxa"/>
-              <w:bottom w:w="45" w:type="dxa"/>
-              <w:right w:w="50" w:type="dxa"/>
-            </w:tcMar>
-          </w:tcPr>
-          <w:p>
-            <w:pPr>
-              <w:spacing w:after="0"/>
-              <w:jc w:val="right"/>
-              <w:rPr>
-                <w:sz w:val="18"/>
-                <w:szCs w:val="24"/>
-              </w:rPr>
-            </w:pPr>
-            <w:r>
-              <w:rPr>
-                <w:b/>
-                <w:color w:val="FFFFFF"/>
-                <w:sz w:val="18"/>
-                <w:szCs w:val="24"/>
-              </w:rPr>
-              <w:t>&lt;&lt;</w:t>
-            </w:r>
-            <w:r>
-              <w:rPr>
-                <w:b/>
-                <w:color w:val="FFFFFF"/>
-                <w:sz w:val="18"/>
-                <w:szCs w:val="24"/>
-              </w:rPr>
-              <w:t>total</w:t>
-            </w:r>
-            <w:r>
-              <w:rPr>
-                <w:b/>
-                <w:color w:val="FFFFFF"/>
-                <w:sz w:val="18"/>
-                <w:szCs w:val="24"/>
-              </w:rPr>
-              <w:t>&gt;&gt;</w:t>
+                <w:lang w:val="es-CL"/>
+              </w:rPr>
+              <w:t>&lt;&lt;total&gt;&gt;</w:t>
             </w:r>
           </w:p>
         </w:tc>
@@ -3731,6 +4276,7 @@
         <w:rPr>
           <w:sz w:val="18"/>
           <w:szCs w:val="24"/>
+          <w:lang w:val="es-CL"/>
         </w:rPr>
       </w:pPr>
       <w:r>
@@ -3739,6 +4285,7 @@
           <w:color w:val="111827"/>
           <w:sz w:val="20"/>
           <w:szCs w:val="24"/>
+          <w:lang w:val="es-CL"/>
         </w:rPr>
         <w:t>CONDICIONES COMERCIALES</w:t>
       </w:r>
@@ -3779,30 +4326,16 @@
               <w:rPr>
                 <w:sz w:val="18"/>
                 <w:szCs w:val="24"/>
+                <w:lang w:val="es-CL"/>
               </w:rPr>
             </w:pPr>
             <w:r>
               <w:rPr>
                 <w:color w:val="111827"/>
                 <w:szCs w:val="24"/>
-              </w:rPr>
-              <w:t>&lt;&lt;</w:t>
-            </w:r>
-            <w:proofErr w:type="spellStart"/>
-            <w:r>
-              <w:rPr>
-                <w:color w:val="111827"/>
-                <w:szCs w:val="24"/>
-              </w:rPr>
-              <w:t>condiciones</w:t>
-            </w:r>
-            <w:proofErr w:type="spellEnd"/>
-            <w:r>
-              <w:rPr>
-                <w:color w:val="111827"/>
-                <w:szCs w:val="24"/>
-              </w:rPr>
-              <w:t>&gt;&gt;</w:t>
+                <w:lang w:val="es-CL"/>
+              </w:rPr>
+              <w:t>&lt;&lt;condiciones&gt;&gt;</w:t>
             </w:r>
           </w:p>
         </w:tc>
@@ -3815,6 +4348,7 @@
         <w:rPr>
           <w:sz w:val="18"/>
           <w:szCs w:val="24"/>
+          <w:lang w:val="es-CL"/>
         </w:rPr>
       </w:pPr>
       <w:r>
@@ -3823,6 +4357,7 @@
           <w:color w:val="111827"/>
           <w:sz w:val="18"/>
           <w:szCs w:val="24"/>
+          <w:lang w:val="es-CL"/>
         </w:rPr>
         <w:t>¡Gracias por confiar en Charles Servicio Automotriz!</w:t>
       </w:r>
@@ -3833,103 +4368,25 @@
         <w:rPr>
           <w:sz w:val="18"/>
           <w:szCs w:val="24"/>
+          <w:lang w:val="es-CL"/>
         </w:rPr>
       </w:pPr>
       <w:r>
         <w:rPr>
           <w:color w:val="111827"/>
           <w:szCs w:val="24"/>
+          <w:lang w:val="es-CL"/>
         </w:rPr>
-        <w:t xml:space="preserve">Servicio profesional, </w:t>
-      </w:r>
-      <w:proofErr w:type="spellStart"/>
-      <w:r>
-        <w:rPr>
-          <w:color w:val="111827"/>
-          <w:szCs w:val="24"/>
-        </w:rPr>
-        <w:t>atención</w:t>
-      </w:r>
-      <w:proofErr w:type="spellEnd"/>
-      <w:r>
-        <w:rPr>
-          <w:color w:val="111827"/>
-          <w:szCs w:val="24"/>
-        </w:rPr>
-        <w:t xml:space="preserve"> </w:t>
-      </w:r>
-      <w:proofErr w:type="spellStart"/>
-      <w:r>
-        <w:rPr>
-          <w:color w:val="111827"/>
-          <w:szCs w:val="24"/>
-        </w:rPr>
-        <w:t>cercana</w:t>
-      </w:r>
-      <w:proofErr w:type="spellEnd"/>
-      <w:r>
-        <w:rPr>
-          <w:color w:val="111827"/>
-          <w:szCs w:val="24"/>
-        </w:rPr>
-        <w:t xml:space="preserve"> y </w:t>
-      </w:r>
-      <w:proofErr w:type="spellStart"/>
-      <w:r>
-        <w:rPr>
-          <w:color w:val="111827"/>
-          <w:szCs w:val="24"/>
-        </w:rPr>
-        <w:t>compromiso</w:t>
-      </w:r>
-      <w:proofErr w:type="spellEnd"/>
-      <w:r>
-        <w:rPr>
-          <w:color w:val="111827"/>
-          <w:szCs w:val="24"/>
-        </w:rPr>
-        <w:t xml:space="preserve"> con </w:t>
-      </w:r>
-      <w:proofErr w:type="spellStart"/>
-      <w:r>
-        <w:rPr>
-          <w:color w:val="111827"/>
-          <w:szCs w:val="24"/>
-        </w:rPr>
-        <w:t>tu</w:t>
-      </w:r>
-      <w:proofErr w:type="spellEnd"/>
-      <w:r>
-        <w:rPr>
-          <w:color w:val="111827"/>
-          <w:szCs w:val="24"/>
-        </w:rPr>
-        <w:t xml:space="preserve"> </w:t>
-      </w:r>
-      <w:proofErr w:type="spellStart"/>
-      <w:r>
-        <w:rPr>
-          <w:color w:val="111827"/>
-          <w:szCs w:val="24"/>
-        </w:rPr>
-        <w:t>vehículo</w:t>
-      </w:r>
-      <w:proofErr w:type="spellEnd"/>
-      <w:r>
-        <w:rPr>
-          <w:color w:val="111827"/>
-          <w:szCs w:val="24"/>
-        </w:rPr>
-        <w:t>.</w:t>
+        <w:t>Servicio profesional, atención cercana y compromiso con tu vehículo.</w:t>
       </w:r>
     </w:p>
     <w:sectPr>
-      <w:headerReference w:type="even" r:id="rId9"/>
-      <w:headerReference w:type="default" r:id="rId10"/>
-      <w:footerReference w:type="even" r:id="rId11"/>
-      <w:footerReference w:type="default" r:id="rId12"/>
-      <w:headerReference w:type="first" r:id="rId13"/>
-      <w:footerReference w:type="first" r:id="rId14"/>
+      <w:headerReference w:type="even" r:id="rId11"/>
+      <w:headerReference w:type="default" r:id="rId12"/>
+      <w:footerReference w:type="even" r:id="rId13"/>
+      <w:footerReference w:type="default" r:id="rId14"/>
+      <w:headerReference w:type="first" r:id="rId15"/>
+      <w:footerReference w:type="first" r:id="rId16"/>
       <w:pgSz w:w="11909" w:h="16834"/>
       <w:pgMar w:top="461" w:right="605" w:bottom="461" w:left="605" w:header="720" w:footer="720" w:gutter="0"/>
       <w:cols w:space="720"/>
@@ -4025,36 +4482,6 @@
     <w:pPr>
       <w:pStyle w:val="Encabezado"/>
     </w:pPr>
-    <w:r>
-      <w:rPr>
-        <w:noProof/>
-      </w:rPr>
-      <w:pict w14:anchorId="20CC387B">
-        <v:shapetype id="_x0000_t75" coordsize="21600,21600" o:spt="75" o:preferrelative="t" path="m@4@5l@4@11@9@11@9@5xe" filled="f" stroked="f">
-          <v:stroke joinstyle="miter"/>
-          <v:formulas>
-            <v:f eqn="if lineDrawn pixelLineWidth 0"/>
-            <v:f eqn="sum @0 1 0"/>
-            <v:f eqn="sum 0 0 @1"/>
-            <v:f eqn="prod @2 1 2"/>
-            <v:f eqn="prod @3 21600 pixelWidth"/>
-            <v:f eqn="prod @3 21600 pixelHeight"/>
-            <v:f eqn="sum @0 0 1"/>
-            <v:f eqn="prod @6 1 2"/>
-            <v:f eqn="prod @7 21600 pixelWidth"/>
-            <v:f eqn="sum @8 21600 0"/>
-            <v:f eqn="prod @7 21600 pixelHeight"/>
-            <v:f eqn="sum @10 21600 0"/>
-          </v:formulas>
-          <v:path o:extrusionok="f" gradientshapeok="t" o:connecttype="rect"/>
-          <o:lock v:ext="edit" aspectratio="t"/>
-        </v:shapetype>
-        <v:shape id="WordPictureWatermark1660518907" o:spid="_x0000_s1032" type="#_x0000_t75" style="position:absolute;margin-left:0;margin-top:0;width:534.5pt;height:534.5pt;z-index:-251653120;mso-position-horizontal:center;mso-position-horizontal-relative:margin;mso-position-vertical:center;mso-position-vertical-relative:margin" o:allowincell="f">
-          <v:imagedata r:id="rId1" o:title="logo charles blanco 21 jun 2025, 23_06_15" gain="19661f" blacklevel="22938f"/>
-          <w10:wrap anchorx="margin" anchory="margin"/>
-        </v:shape>
-      </w:pict>
-    </w:r>
   </w:p>
 </w:hdr>
 </file>
@@ -4065,36 +4492,6 @@
     <w:pPr>
       <w:pStyle w:val="Encabezado"/>
     </w:pPr>
-    <w:r>
-      <w:rPr>
-        <w:noProof/>
-      </w:rPr>
-      <w:pict w14:anchorId="670F0FA9">
-        <v:shapetype id="_x0000_t75" coordsize="21600,21600" o:spt="75" o:preferrelative="t" path="m@4@5l@4@11@9@11@9@5xe" filled="f" stroked="f">
-          <v:stroke joinstyle="miter"/>
-          <v:formulas>
-            <v:f eqn="if lineDrawn pixelLineWidth 0"/>
-            <v:f eqn="sum @0 1 0"/>
-            <v:f eqn="sum 0 0 @1"/>
-            <v:f eqn="prod @2 1 2"/>
-            <v:f eqn="prod @3 21600 pixelWidth"/>
-            <v:f eqn="prod @3 21600 pixelHeight"/>
-            <v:f eqn="sum @0 0 1"/>
-            <v:f eqn="prod @6 1 2"/>
-            <v:f eqn="prod @7 21600 pixelWidth"/>
-            <v:f eqn="sum @8 21600 0"/>
-            <v:f eqn="prod @7 21600 pixelHeight"/>
-            <v:f eqn="sum @10 21600 0"/>
-          </v:formulas>
-          <v:path o:extrusionok="f" gradientshapeok="t" o:connecttype="rect"/>
-          <o:lock v:ext="edit" aspectratio="t"/>
-        </v:shapetype>
-        <v:shape id="WordPictureWatermark1660518908" o:spid="_x0000_s1033" type="#_x0000_t75" style="position:absolute;margin-left:0;margin-top:0;width:534.5pt;height:534.5pt;z-index:-251652096;mso-position-horizontal:center;mso-position-horizontal-relative:margin;mso-position-vertical:center;mso-position-vertical-relative:margin" o:allowincell="f">
-          <v:imagedata r:id="rId1" o:title="logo charles blanco 21 jun 2025, 23_06_15" gain="19661f" blacklevel="22938f"/>
-          <w10:wrap anchorx="margin" anchory="margin"/>
-        </v:shape>
-      </w:pict>
-    </w:r>
     <w:r>
       <w:rPr>
         <w:noProof/>
@@ -4123,7 +4520,7 @@
                   <pic:cNvPicPr/>
                 </pic:nvPicPr>
                 <pic:blipFill rotWithShape="1">
-                  <a:blip r:embed="rId2"/>
+                  <a:blip r:embed="rId1"/>
                   <a:srcRect t="30985" b="32844"/>
                   <a:stretch>
                     <a:fillRect/>
@@ -4168,36 +4565,6 @@
     <w:pPr>
       <w:pStyle w:val="Encabezado"/>
     </w:pPr>
-    <w:r>
-      <w:rPr>
-        <w:noProof/>
-      </w:rPr>
-      <w:pict w14:anchorId="1447DD99">
-        <v:shapetype id="_x0000_t75" coordsize="21600,21600" o:spt="75" o:preferrelative="t" path="m@4@5l@4@11@9@11@9@5xe" filled="f" stroked="f">
-          <v:stroke joinstyle="miter"/>
-          <v:formulas>
-            <v:f eqn="if lineDrawn pixelLineWidth 0"/>
-            <v:f eqn="sum @0 1 0"/>
-            <v:f eqn="sum 0 0 @1"/>
-            <v:f eqn="prod @2 1 2"/>
-            <v:f eqn="prod @3 21600 pixelWidth"/>
-            <v:f eqn="prod @3 21600 pixelHeight"/>
-            <v:f eqn="sum @0 0 1"/>
-            <v:f eqn="prod @6 1 2"/>
-            <v:f eqn="prod @7 21600 pixelWidth"/>
-            <v:f eqn="sum @8 21600 0"/>
-            <v:f eqn="prod @7 21600 pixelHeight"/>
-            <v:f eqn="sum @10 21600 0"/>
-          </v:formulas>
-          <v:path o:extrusionok="f" gradientshapeok="t" o:connecttype="rect"/>
-          <o:lock v:ext="edit" aspectratio="t"/>
-        </v:shapetype>
-        <v:shape id="WordPictureWatermark1660518906" o:spid="_x0000_s1031" type="#_x0000_t75" style="position:absolute;margin-left:0;margin-top:0;width:534.5pt;height:534.5pt;z-index:-251654144;mso-position-horizontal:center;mso-position-horizontal-relative:margin;mso-position-vertical:center;mso-position-vertical-relative:margin" o:allowincell="f">
-          <v:imagedata r:id="rId1" o:title="logo charles blanco 21 jun 2025, 23_06_15" gain="19661f" blacklevel="22938f"/>
-          <w10:wrap anchorx="margin" anchory="margin"/>
-        </v:shape>
-      </w:pict>
-    </w:r>
   </w:p>
 </w:hdr>
 </file>
